--- a/exports/final/week1/KUTUMBA-C1-W1-YOUNGER-TEACHER-PACK-V12.2.docx
+++ b/exports/final/week1/KUTUMBA-C1-W1-YOUNGER-TEACHER-PACK-V12.2.docx
@@ -113,7 +113,7 @@
               <w:rPr>
                 <w:b/>
               </w:rPr>
-              <w:t>V12.2  •  Families Growing in Krishna Consciousness</w:t>
+              <w:t>V12.2.1  •  Families Growing in Krishna Consciousness</w:t>
               <w:br/>
               <w:t>Program Director: Swapnil Patil</w:t>
             </w:r>
@@ -624,7 +624,7 @@
         <w:pStyle w:val="Heading1"/>
       </w:pPr>
       <w:r>
-        <w:t>Teacher / Facilitator Run Sheet</w:t>
+        <w:t>Younger Teacher Run Sheet</w:t>
       </w:r>
     </w:p>
     <w:p>
@@ -711,15 +711,6 @@
     </w:p>
     <w:p>
       <w:pPr>
-        <w:pStyle w:val="KUTUMBAMeta"/>
-        <w:jc w:val="center"/>
-      </w:pPr>
-      <w:r>
-        <w:t>◆  ◆  ◆</w:t>
-      </w:r>
-    </w:p>
-    <w:p>
-      <w:pPr>
         <w:pStyle w:val="Heading2"/>
       </w:pPr>
       <w:r>
@@ -805,7 +796,7 @@
     </w:p>
     <w:p>
       <w:pPr>
-        <w:pStyle w:val="ListBullet2"/>
+        <w:pStyle w:val="ListBullet"/>
       </w:pPr>
       <w:r>
         <w:t>“Coming on Saturday is enough; we can skip home.”</w:t>
@@ -813,7 +804,7 @@
     </w:p>
     <w:p>
       <w:pPr>
-        <w:pStyle w:val="ListBullet2"/>
+        <w:pStyle w:val="ListBullet"/>
       </w:pPr>
       <w:r>
         <w:t>“Only big kids / only temple people hear.”</w:t>
@@ -1238,15 +1229,6 @@
     </w:p>
     <w:p>
       <w:pPr>
-        <w:pStyle w:val="KUTUMBAMeta"/>
-        <w:jc w:val="center"/>
-      </w:pPr>
-      <w:r>
-        <w:t>◆  ◆  ◆</w:t>
-      </w:r>
-    </w:p>
-    <w:p>
-      <w:pPr>
         <w:pStyle w:val="Heading2"/>
       </w:pPr>
       <w:r>
@@ -1263,23 +1245,23 @@
     </w:p>
     <w:p>
       <w:pPr>
-        <w:pStyle w:val="ListNumber"/>
+        <w:ind w:left="288"/>
       </w:pPr>
       <w:r>
-        <w:t>Welcome by name; feet on floor; hands in lap.</w:t>
+        <w:t>1. Welcome by name; feet on floor; hands in lap.</w:t>
       </w:r>
     </w:p>
     <w:p>
       <w:pPr>
-        <w:pStyle w:val="ListNumber"/>
+        <w:ind w:left="288"/>
       </w:pPr>
       <w:r>
-        <w:t>Teach four house signals in child words:</w:t>
+        <w:t xml:space="preserve">2. Teach four house signals in child words:  </w:t>
       </w:r>
     </w:p>
     <w:p>
       <w:pPr>
-        <w:pStyle w:val="ListBullet2"/>
+        <w:pStyle w:val="ListBullet"/>
       </w:pPr>
       <w:r>
         <w:rPr>
@@ -1293,7 +1275,7 @@
     </w:p>
     <w:p>
       <w:pPr>
-        <w:pStyle w:val="ListBullet2"/>
+        <w:pStyle w:val="ListBullet"/>
       </w:pPr>
       <w:r>
         <w:rPr>
@@ -1307,7 +1289,7 @@
     </w:p>
     <w:p>
       <w:pPr>
-        <w:pStyle w:val="ListBullet2"/>
+        <w:pStyle w:val="ListBullet"/>
       </w:pPr>
       <w:r>
         <w:rPr>
@@ -1321,7 +1303,7 @@
     </w:p>
     <w:p>
       <w:pPr>
-        <w:pStyle w:val="ListBullet2"/>
+        <w:pStyle w:val="ListBullet"/>
       </w:pPr>
       <w:r>
         <w:rPr>
@@ -1335,18 +1317,18 @@
     </w:p>
     <w:p>
       <w:pPr>
-        <w:pStyle w:val="ListNumber"/>
+        <w:ind w:left="288"/>
       </w:pPr>
       <w:r>
-        <w:t>Point to the calm corner: “Quiet reset is okay; then we rejoin.”</w:t>
+        <w:t>1. Point to the calm corner: “Quiet reset is okay; then we rejoin.”</w:t>
       </w:r>
     </w:p>
     <w:p>
       <w:pPr>
-        <w:pStyle w:val="ListNumber"/>
+        <w:ind w:left="288"/>
       </w:pPr>
       <w:r>
-        <w:t xml:space="preserve">Echo memory phrase once together: </w:t>
+        <w:t xml:space="preserve">2. Echo memory phrase once together: </w:t>
       </w:r>
       <w:r>
         <w:rPr>
@@ -1424,10 +1406,10 @@
     </w:p>
     <w:p>
       <w:pPr>
-        <w:pStyle w:val="ListNumber"/>
+        <w:ind w:left="288"/>
       </w:pPr>
       <w:r>
-        <w:t xml:space="preserve">Show the four corner signs from </w:t>
+        <w:t xml:space="preserve">1. Show the four corner signs from </w:t>
       </w:r>
       <w:r>
         <w:rPr>
@@ -1441,18 +1423,18 @@
     </w:p>
     <w:p>
       <w:pPr>
-        <w:pStyle w:val="ListNumber"/>
+        <w:ind w:left="288"/>
       </w:pPr>
       <w:r>
-        <w:t>Practice walk: “Everyone point to HEAR… now walk gently to HEAR… freeze… return to circle.”</w:t>
+        <w:t>2. Practice walk: “Everyone point to HEAR… now walk gently to HEAR… freeze… return to circle.”</w:t>
       </w:r>
     </w:p>
     <w:p>
       <w:pPr>
-        <w:pStyle w:val="ListNumber"/>
+        <w:ind w:left="288"/>
       </w:pPr>
       <w:r>
-        <w:t xml:space="preserve">Read scenario cards from </w:t>
+        <w:t xml:space="preserve">3. Read scenario cards from </w:t>
       </w:r>
       <w:r>
         <w:rPr>
@@ -1466,26 +1448,26 @@
     </w:p>
     <w:p>
       <w:pPr>
-        <w:pStyle w:val="ListNumber"/>
+        <w:ind w:left="288"/>
       </w:pPr>
       <w:r>
-        <w:t>Children walk to the matching corner. Affirm effort. Use the Y02 answer key quietly.</w:t>
+        <w:t>4. Children walk to the matching corner. Affirm effort. Use the Y02 answer key quietly.</w:t>
       </w:r>
     </w:p>
     <w:p>
       <w:pPr>
-        <w:pStyle w:val="ListNumber"/>
+        <w:ind w:left="288"/>
       </w:pPr>
       <w:r>
-        <w:t>If two corners seem possible, honor the thinking, then guide to the best match.</w:t>
+        <w:t>5. If two corners seem possible, honor the thinking, then guide to the best match.</w:t>
       </w:r>
     </w:p>
     <w:p>
       <w:pPr>
-        <w:pStyle w:val="ListNumber"/>
+        <w:ind w:left="288"/>
       </w:pPr>
       <w:r>
-        <w:t>End seated; echo memory phrase once.</w:t>
+        <w:t>6. End seated; echo memory phrase once.</w:t>
       </w:r>
     </w:p>
     <w:p>
@@ -1498,10 +1480,10 @@
     </w:p>
     <w:p>
       <w:pPr>
-        <w:pStyle w:val="ListNumber"/>
+        <w:ind w:left="288"/>
       </w:pPr>
       <w:r>
-        <w:t xml:space="preserve">Give each child </w:t>
+        <w:t xml:space="preserve">1. Give each child </w:t>
       </w:r>
       <w:r>
         <w:rPr>
@@ -1515,10 +1497,10 @@
     </w:p>
     <w:p>
       <w:pPr>
-        <w:pStyle w:val="ListNumber"/>
+        <w:ind w:left="288"/>
       </w:pPr>
       <w:r>
-        <w:t xml:space="preserve">Teacher models: color the </w:t>
+        <w:t xml:space="preserve">2. Teacher models: color the </w:t>
       </w:r>
       <w:r>
         <w:rPr>
@@ -1538,10 +1520,10 @@
     </w:p>
     <w:p>
       <w:pPr>
-        <w:pStyle w:val="ListNumber"/>
+        <w:ind w:left="288"/>
       </w:pPr>
       <w:r>
-        <w:t xml:space="preserve">Color four petals: </w:t>
+        <w:t xml:space="preserve">3. Color four petals: </w:t>
       </w:r>
       <w:r>
         <w:rPr>
@@ -1555,10 +1537,10 @@
     </w:p>
     <w:p>
       <w:pPr>
-        <w:pStyle w:val="ListNumber"/>
+        <w:ind w:left="288"/>
       </w:pPr>
       <w:r>
-        <w:t xml:space="preserve">Bottom line: with a helper if needed, fill </w:t>
+        <w:t xml:space="preserve">4. Bottom line: with a helper if needed, fill </w:t>
       </w:r>
       <w:r>
         <w:rPr>
@@ -1572,10 +1554,10 @@
     </w:p>
     <w:p>
       <w:pPr>
-        <w:pStyle w:val="ListNumber"/>
+        <w:ind w:left="288"/>
       </w:pPr>
       <w:r>
-        <w:t>Optional sticker on one petal. Keep dignity; do not compare gardens.</w:t>
+        <w:t>5. Optional sticker on one petal. Keep dignity; do not compare gardens.</w:t>
       </w:r>
     </w:p>
     <w:p>
@@ -1588,18 +1570,18 @@
     </w:p>
     <w:p>
       <w:pPr>
-        <w:pStyle w:val="ListNumber"/>
+        <w:ind w:left="288"/>
       </w:pPr>
       <w:r>
-        <w:t>Children walk gently in a circle (or march in place).</w:t>
+        <w:t>1. Children walk gently in a circle (or march in place).</w:t>
       </w:r>
     </w:p>
     <w:p>
       <w:pPr>
-        <w:pStyle w:val="ListNumber"/>
+        <w:ind w:left="288"/>
       </w:pPr>
       <w:r>
-        <w:t xml:space="preserve">Teacher says </w:t>
+        <w:t xml:space="preserve">2. Teacher says </w:t>
       </w:r>
       <w:r>
         <w:rPr>
@@ -1613,18 +1595,18 @@
     </w:p>
     <w:p>
       <w:pPr>
-        <w:pStyle w:val="ListNumber"/>
+        <w:ind w:left="288"/>
       </w:pPr>
       <w:r>
-        <w:t>Teacher starts: “Our family helps…” — children finish: “…one another remember Kṛṣṇa.”</w:t>
+        <w:t>3. Teacher starts: “Our family helps…” — children finish: “…one another remember Kṛṣṇa.”</w:t>
       </w:r>
     </w:p>
     <w:p>
       <w:pPr>
-        <w:pStyle w:val="ListNumber"/>
+        <w:ind w:left="288"/>
       </w:pPr>
       <w:r>
-        <w:t xml:space="preserve">Teacher says </w:t>
+        <w:t xml:space="preserve">4. Teacher says </w:t>
       </w:r>
       <w:r>
         <w:rPr>
@@ -1638,18 +1620,18 @@
     </w:p>
     <w:p>
       <w:pPr>
-        <w:pStyle w:val="ListNumber"/>
+        <w:ind w:left="288"/>
       </w:pPr>
       <w:r>
-        <w:t>Three rounds. On round three, point to Y01 signs in order while children echo each word.</w:t>
+        <w:t>5. Three rounds. On round three, point to Y01 signs in order while children echo each word.</w:t>
       </w:r>
     </w:p>
     <w:p>
       <w:pPr>
-        <w:pStyle w:val="ListNumber"/>
+        <w:ind w:left="288"/>
       </w:pPr>
       <w:r>
-        <w:t xml:space="preserve">Sit. Optional 60-second calm if energy spikes (use </w:t>
+        <w:t xml:space="preserve">6. Sit. Optional 60-second calm if energy spikes (use </w:t>
       </w:r>
       <w:r>
         <w:rPr>
@@ -1671,10 +1653,10 @@
     </w:p>
     <w:p>
       <w:pPr>
-        <w:pStyle w:val="ListNumber"/>
+        <w:ind w:left="288"/>
       </w:pPr>
       <w:r>
-        <w:t xml:space="preserve">Give </w:t>
+        <w:t xml:space="preserve">1. Give </w:t>
       </w:r>
       <w:r>
         <w:rPr>
@@ -1697,26 +1679,26 @@
     </w:p>
     <w:p>
       <w:pPr>
-        <w:pStyle w:val="ListNumber"/>
+        <w:ind w:left="288"/>
       </w:pPr>
       <w:r>
-        <w:t>Children color; helpers cut/punch; add yarn.</w:t>
+        <w:t>2. Children color; helpers cut/punch; add yarn.</w:t>
       </w:r>
     </w:p>
     <w:p>
       <w:pPr>
-        <w:pStyle w:val="ListNumber"/>
+        <w:ind w:left="288"/>
       </w:pPr>
       <w:r>
-        <w:t>Glue or place the four mini-icon labels (HEAR · CHANT · SERVE · RESPECT) on the back or bookmark strip.</w:t>
+        <w:t>3. Glue or place the four mini-icon labels (HEAR · CHANT · SERVE · RESPECT) on the back or bookmark strip.</w:t>
       </w:r>
     </w:p>
     <w:p>
       <w:pPr>
-        <w:pStyle w:val="ListNumber"/>
+        <w:ind w:left="288"/>
       </w:pPr>
       <w:r>
-        <w:t>Practice once: hold badge and say the memory phrase together.</w:t>
+        <w:t>4. Practice once: hold badge and say the memory phrase together.</w:t>
       </w:r>
     </w:p>
     <w:p>
@@ -1729,18 +1711,18 @@
     </w:p>
     <w:p>
       <w:pPr>
-        <w:pStyle w:val="ListNumber"/>
+        <w:ind w:left="288"/>
       </w:pPr>
       <w:r>
-        <w:t>Crayons in bin; scraps in recycle; signs stay up until parents arrive if helpful.</w:t>
+        <w:t>1. Crayons in bin; scraps in recycle; signs stay up until parents arrive if helpful.</w:t>
       </w:r>
     </w:p>
     <w:p>
       <w:pPr>
-        <w:pStyle w:val="ListNumber"/>
+        <w:ind w:left="288"/>
       </w:pPr>
       <w:r>
-        <w:t>Each child holds garden sheet (</w:t>
+        <w:t>2. Each child holds garden sheet (</w:t>
       </w:r>
       <w:r>
         <w:rPr>
@@ -1763,10 +1745,10 @@
     </w:p>
     <w:p>
       <w:pPr>
-        <w:pStyle w:val="ListNumber"/>
+        <w:ind w:left="288"/>
       </w:pPr>
       <w:r>
-        <w:t xml:space="preserve">At </w:t>
+        <w:t xml:space="preserve">3. At </w:t>
       </w:r>
       <w:r>
         <w:rPr>
@@ -1775,7 +1757,7 @@
         <w:t>3:10</w:t>
       </w:r>
       <w:r>
-        <w:t xml:space="preserve"> reunification, child-facing share line:</w:t>
+        <w:t xml:space="preserve"> reunification, child-facing share line:  </w:t>
       </w:r>
     </w:p>
     <w:p>
@@ -1788,10 +1770,10 @@
     </w:p>
     <w:p>
       <w:pPr>
-        <w:pStyle w:val="ListNumber"/>
+        <w:ind w:left="288"/>
       </w:pPr>
       <w:r>
-        <w:t>Parent handoff (one sentence, Saturday afternoon / at-home language):</w:t>
+        <w:t xml:space="preserve">1. Parent handoff (one sentence, Saturday afternoon / at-home language):  </w:t>
       </w:r>
     </w:p>
     <w:p>
@@ -1804,19 +1786,10 @@
     </w:p>
     <w:p>
       <w:pPr>
-        <w:pStyle w:val="ListNumber"/>
+        <w:ind w:left="288"/>
       </w:pPr>
       <w:r>
-        <w:t>Do not report private behavior struggles in front of other families.</w:t>
-      </w:r>
-    </w:p>
-    <w:p>
-      <w:pPr>
-        <w:pStyle w:val="KUTUMBAMeta"/>
-        <w:jc w:val="center"/>
-      </w:pPr>
-      <w:r>
-        <w:t>◆  ◆  ◆</w:t>
+        <w:t>1. Do not report private behavior struggles in front of other families.</w:t>
       </w:r>
     </w:p>
     <w:p>
@@ -2164,26 +2137,26 @@
     </w:p>
     <w:p>
       <w:pPr>
-        <w:pStyle w:val="ListNumber"/>
+        <w:ind w:left="288"/>
       </w:pPr>
       <w:r>
-        <w:t>Sit in a circle with soft toss object.</w:t>
+        <w:t>1. Sit in a circle with soft toss object.</w:t>
       </w:r>
     </w:p>
     <w:p>
       <w:pPr>
-        <w:pStyle w:val="ListNumber"/>
+        <w:ind w:left="288"/>
       </w:pPr>
       <w:r>
-        <w:t>Child catches, says one word: “hear,” “chant,” “serve,” “respect,” or “Kṛṣṇa,” then tosses to next.</w:t>
+        <w:t>2. Child catches, says one word: “hear,” “chant,” “serve,” “respect,” or “Kṛṣṇa,” then tosses to next.</w:t>
       </w:r>
     </w:p>
     <w:p>
       <w:pPr>
-        <w:pStyle w:val="ListNumber"/>
+        <w:ind w:left="288"/>
       </w:pPr>
       <w:r>
-        <w:t xml:space="preserve">End with three echoes of: </w:t>
+        <w:t xml:space="preserve">3. End with three echoes of: </w:t>
       </w:r>
       <w:r>
         <w:rPr>
@@ -2317,90 +2290,90 @@
     </w:p>
     <w:p>
       <w:pPr>
-        <w:pStyle w:val="ListNumber"/>
+        <w:ind w:left="288"/>
       </w:pPr>
       <w:r>
-        <w:t>Keep your body safe — feet on the floor; hands gentle.</w:t>
+        <w:t>1. Keep your body safe — feet on the floor; hands gentle.</w:t>
       </w:r>
     </w:p>
     <w:p>
       <w:pPr>
-        <w:pStyle w:val="ListNumber"/>
+        <w:ind w:left="288"/>
       </w:pPr>
       <w:r>
-        <w:t>Use respectful speech — no teasing, yelling, or mean labels.</w:t>
+        <w:t>2. Use respectful speech — no teasing, yelling, or mean labels.</w:t>
       </w:r>
     </w:p>
     <w:p>
       <w:pPr>
-        <w:pStyle w:val="ListNumber"/>
+        <w:ind w:left="288"/>
       </w:pPr>
       <w:r>
-        <w:t>Follow the facilitator safety cue immediately (pause / freeze / come here).</w:t>
+        <w:t>3. Follow the facilitator safety cue immediately (pause / freeze / come here).</w:t>
       </w:r>
     </w:p>
     <w:p>
       <w:pPr>
-        <w:pStyle w:val="ListNumber"/>
+        <w:ind w:left="288"/>
       </w:pPr>
       <w:r>
-        <w:t>No jumping on furniture.</w:t>
+        <w:t>4. No jumping on furniture.</w:t>
       </w:r>
     </w:p>
     <w:p>
       <w:pPr>
-        <w:pStyle w:val="ListNumber"/>
+        <w:ind w:left="288"/>
       </w:pPr>
       <w:r>
-        <w:t>No indoor throwing.</w:t>
+        <w:t>5. No indoor throwing.</w:t>
       </w:r>
     </w:p>
     <w:p>
       <w:pPr>
-        <w:pStyle w:val="ListNumber"/>
+        <w:ind w:left="288"/>
       </w:pPr>
       <w:r>
-        <w:t>No writing on walls, books, or furniture that are not activity materials.</w:t>
+        <w:t>6. No writing on walls, books, or furniture that are not activity materials.</w:t>
       </w:r>
     </w:p>
     <w:p>
       <w:pPr>
-        <w:pStyle w:val="ListNumber"/>
+        <w:ind w:left="288"/>
       </w:pPr>
       <w:r>
-        <w:t>Ask before entering private rooms.</w:t>
+        <w:t>7. Ask before entering private rooms.</w:t>
       </w:r>
     </w:p>
     <w:p>
       <w:pPr>
-        <w:pStyle w:val="ListNumber"/>
+        <w:ind w:left="288"/>
       </w:pPr>
       <w:r>
-        <w:t>Respect belongings — ask before touching what is not yours.</w:t>
+        <w:t>8. Respect belongings — ask before touching what is not yours.</w:t>
       </w:r>
     </w:p>
     <w:p>
       <w:pPr>
-        <w:pStyle w:val="ListNumber"/>
+        <w:ind w:left="288"/>
       </w:pPr>
       <w:r>
-        <w:t>Devices away unless the lesson specifically needs them.</w:t>
+        <w:t>9. Devices away unless the lesson specifically needs them.</w:t>
       </w:r>
     </w:p>
     <w:p>
       <w:pPr>
-        <w:pStyle w:val="ListNumber"/>
+        <w:ind w:left="288"/>
       </w:pPr>
       <w:r>
-        <w:t>Snack only in the allowed area; water anytime with permission.</w:t>
+        <w:t>10. Snack only in the allowed area; water anytime with permission.</w:t>
       </w:r>
     </w:p>
     <w:p>
       <w:pPr>
-        <w:pStyle w:val="ListNumber"/>
+        <w:ind w:left="288"/>
       </w:pPr>
       <w:r>
-        <w:t>Help clean up before leaving.</w:t>
+        <w:t>11. Help clean up before leaving.</w:t>
       </w:r>
     </w:p>
     <w:p>
@@ -2413,50 +2386,50 @@
     </w:p>
     <w:p>
       <w:pPr>
-        <w:pStyle w:val="ListNumber"/>
+        <w:ind w:left="288"/>
       </w:pPr>
       <w:r>
-        <w:t>Calm reminder</w:t>
+        <w:t xml:space="preserve">1. Calm reminder  </w:t>
       </w:r>
     </w:p>
     <w:p>
       <w:pPr>
-        <w:pStyle w:val="ListNumber"/>
+        <w:ind w:left="288"/>
       </w:pPr>
       <w:r>
-        <w:t>Redirect / offer a choice</w:t>
+        <w:t xml:space="preserve">2. Redirect / offer a choice  </w:t>
       </w:r>
     </w:p>
     <w:p>
       <w:pPr>
-        <w:pStyle w:val="ListNumber"/>
+        <w:ind w:left="288"/>
       </w:pPr>
       <w:r>
-        <w:t>Brief quiet reset in a visible space</w:t>
+        <w:t xml:space="preserve">3. Brief quiet reset in a visible space  </w:t>
       </w:r>
     </w:p>
     <w:p>
       <w:pPr>
-        <w:pStyle w:val="ListNumber"/>
+        <w:ind w:left="288"/>
       </w:pPr>
       <w:r>
-        <w:t>Parent involvement</w:t>
+        <w:t xml:space="preserve">4. Parent involvement  </w:t>
       </w:r>
     </w:p>
     <w:p>
       <w:pPr>
-        <w:pStyle w:val="ListNumber"/>
+        <w:ind w:left="288"/>
       </w:pPr>
       <w:r>
-        <w:t>Sit out a specific activity</w:t>
+        <w:t xml:space="preserve">5. Sit out a specific activity  </w:t>
       </w:r>
     </w:p>
     <w:p>
       <w:pPr>
-        <w:pStyle w:val="ListNumber"/>
+        <w:ind w:left="288"/>
       </w:pPr>
       <w:r>
-        <w:t>Private parent/program conversation for repeated patterns</w:t>
+        <w:t xml:space="preserve">6. Private parent/program conversation for repeated patterns  </w:t>
       </w:r>
     </w:p>
     <w:p>
@@ -2587,548 +2560,72 @@
         <w:pStyle w:val="Heading1"/>
       </w:pPr>
       <w:r>
-        <w:t>C1-W1 · Y01 · Four Corners Signs</w:t>
+        <w:t>Y01 — Four Corners Sign</w:t>
       </w:r>
     </w:p>
     <w:p>
       <w:pPr>
-        <w:pStyle w:val="KUTUMBARights"/>
+        <w:spacing w:before="648"/>
+        <w:jc w:val="center"/>
       </w:pPr>
       <w:r>
-        <w:t>Canonical source: 11-weekly-program-library/first-six-months/c1-w1-what-is-kutumba-and-why-are-we-here/activities/v12_2-younger/Y01-FOUR-CORNERS-SIGNS.md  •  SHA-256: 295dcc657837f3dd287f3d30b392d836268e75bb7203f8600b8fe0929fa1cbd3</w:t>
+        <w:rPr>
+          <w:b/>
+          <w:color w:val="5B1933"/>
+          <w:sz w:val="88"/>
+        </w:rPr>
+        <w:t>HEAR</w:t>
       </w:r>
     </w:p>
     <w:p>
+      <w:pPr>
+        <w:jc w:val="center"/>
+      </w:pPr>
+      <w:r>
+        <w:drawing>
+          <wp:inline xmlns:a="http://schemas.openxmlformats.org/drawingml/2006/main" xmlns:pic="http://schemas.openxmlformats.org/drawingml/2006/picture">
+            <wp:extent cx="2926080" cy="2926080"/>
+            <wp:docPr id="1" name="Picture 1"/>
+            <wp:cNvGraphicFramePr>
+              <a:graphicFrameLocks noChangeAspect="1"/>
+            </wp:cNvGraphicFramePr>
+            <a:graphic>
+              <a:graphicData uri="http://schemas.openxmlformats.org/drawingml/2006/picture">
+                <pic:pic>
+                  <pic:nvPicPr>
+                    <pic:cNvPr id="0" name="icon-hear.png"/>
+                    <pic:cNvPicPr/>
+                  </pic:nvPicPr>
+                  <pic:blipFill>
+                    <a:blip r:embed="rId11"/>
+                    <a:stretch>
+                      <a:fillRect/>
+                    </a:stretch>
+                  </pic:blipFill>
+                  <pic:spPr>
+                    <a:xfrm>
+                      <a:off x="0" y="0"/>
+                      <a:ext cx="2926080" cy="2926080"/>
+                    </a:xfrm>
+                    <a:prstGeom prst="rect"/>
+                  </pic:spPr>
+                </pic:pic>
+              </a:graphicData>
+            </a:graphic>
+          </wp:inline>
+        </w:drawing>
+      </w:r>
+    </w:p>
+    <w:p>
+      <w:pPr>
+        <w:jc w:val="center"/>
+      </w:pPr>
       <w:r>
         <w:rPr>
           <w:b/>
+          <w:sz w:val="44"/>
         </w:rPr>
-        <w:t>Print:</w:t>
-      </w:r>
-      <w:r>
-        <w:t xml:space="preserve"> US Letter · portrait · one sign per page (or cut on half-page marks) </w:t>
-      </w:r>
-      <w:r>
-        <w:rPr>
-          <w:b/>
-        </w:rPr>
-        <w:t>Use:</w:t>
-      </w:r>
-      <w:r>
-        <w:t xml:space="preserve"> Tape one sign in each corner of the room for the Four Corners game. </w:t>
-      </w:r>
-      <w:r>
-        <w:rPr>
-          <w:b/>
-        </w:rPr>
-        <w:t>Type note:</w:t>
-      </w:r>
-      <w:r>
-        <w:t xml:space="preserve"> Enlarge to 18–22 pt for wall reading; K–2 may need teacher read-aloud.</w:t>
-      </w:r>
-    </w:p>
-    <w:p>
-      <w:pPr>
-        <w:pStyle w:val="KUTUMBAMeta"/>
-        <w:jc w:val="center"/>
-      </w:pPr>
-      <w:r>
-        <w:t>◆  ◆  ◆</w:t>
-      </w:r>
-    </w:p>
-    <w:p>
-      <w:pPr>
-        <w:pStyle w:val="Heading2"/>
-      </w:pPr>
-      <w:r>
-        <w:t>PRINT TIP</w:t>
-      </w:r>
-    </w:p>
-    <w:p>
-      <w:r>
-        <w:t>Print pages 1–4. Cut on dashed lines only if using half-page wall cards. Keep full pages for floor corners.</w:t>
-      </w:r>
-    </w:p>
-    <w:p>
-      <w:pPr>
-        <w:pStyle w:val="KUTUMBAMeta"/>
-        <w:jc w:val="center"/>
-      </w:pPr>
-      <w:r>
-        <w:t>◆  ◆  ◆</w:t>
-      </w:r>
-    </w:p>
-    <w:p>
-      <w:r>
-        <w:t>&lt;!-- PAGE 1 · HEAR --&gt;</w:t>
-      </w:r>
-    </w:p>
-    <w:p>
-      <w:r>
-        <w:t>``` +---------------------------------------------------------------+</w:t>
-      </w:r>
-    </w:p>
-    <w:p>
-      <w:r>
-        <w:t>|  scissors .... CUT LINE .... scissors                         |</w:t>
-      </w:r>
-    </w:p>
-    <w:p>
-      <w:r>
-        <w:t>|                                                               |</w:t>
-      </w:r>
-    </w:p>
-    <w:p>
-      <w:r>
-        <w:t>|                       [ ear / book ]                          |</w:t>
-      </w:r>
-    </w:p>
-    <w:p>
-      <w:r>
-        <w:t>|                                                               |</w:t>
-      </w:r>
-    </w:p>
-    <w:p>
-      <w:r>
-        <w:t>|                                                               |</w:t>
-      </w:r>
-    </w:p>
-    <w:p>
-      <w:r>
-        <w:t>|                          H E A R                              |</w:t>
-      </w:r>
-    </w:p>
-    <w:p>
-      <w:r>
-        <w:t>|                                                               |</w:t>
-      </w:r>
-    </w:p>
-    <w:p>
-      <w:r>
-        <w:t>|                                                               |</w:t>
-      </w:r>
-    </w:p>
-    <w:p>
-      <w:r>
-        <w:t>|              We listen to Krsna-katha.                        |</w:t>
-      </w:r>
-    </w:p>
-    <w:p>
-      <w:r>
-        <w:t>|                                                               |</w:t>
-      </w:r>
-    </w:p>
-    <w:p>
-      <w:r>
-        <w:t>|                                                               |</w:t>
-      </w:r>
-    </w:p>
-    <w:p>
-      <w:r>
-        <w:t>|  scissors .... CUT LINE .... scissors                         | +---------------------------------------------------------------+ ```</w:t>
-      </w:r>
-    </w:p>
-    <w:p>
-      <w:r>
-        <w:rPr>
-          <w:b/>
-        </w:rPr>
-        <w:t>Large type:</w:t>
-      </w:r>
-      <w:r>
-        <w:t xml:space="preserve"> HEAR </w:t>
-      </w:r>
-      <w:r>
-        <w:rPr>
-          <w:b/>
-        </w:rPr>
-        <w:t>Short line:</w:t>
-      </w:r>
-      <w:r>
-        <w:t xml:space="preserve"> We listen to Kṛṣṇa-kathā.</w:t>
-      </w:r>
-    </w:p>
-    <w:p>
-      <w:r>
-        <w:rPr>
-          <w:b/>
-        </w:rPr>
-        <w:t>KUTUMBA · C1-W1 Younger · Y01 HEAR · p. 1</w:t>
-      </w:r>
-    </w:p>
-    <w:p>
-      <w:r>
-        <w:t>&lt;div style="page-break-after: always;"&gt;&lt;/div&gt;</w:t>
-      </w:r>
-    </w:p>
-    <w:p>
-      <w:pPr>
-        <w:pStyle w:val="KUTUMBAMeta"/>
-        <w:jc w:val="center"/>
-      </w:pPr>
-      <w:r>
-        <w:t>◆  ◆  ◆</w:t>
-      </w:r>
-    </w:p>
-    <w:p>
-      <w:r>
-        <w:t>&lt;!-- PAGE 2 · CHANT --&gt;</w:t>
-      </w:r>
-    </w:p>
-    <w:p>
-      <w:r>
-        <w:t>``` +---------------------------------------------------------------+</w:t>
-      </w:r>
-    </w:p>
-    <w:p>
-      <w:r>
-        <w:t>|  scissors .... CUT LINE .... scissors                         |</w:t>
-      </w:r>
-    </w:p>
-    <w:p>
-      <w:r>
-        <w:t>|                                                               |</w:t>
-      </w:r>
-    </w:p>
-    <w:p>
-      <w:r>
-        <w:t>|                     [ beads / music ]                         |</w:t>
-      </w:r>
-    </w:p>
-    <w:p>
-      <w:r>
-        <w:t>|                                                               |</w:t>
-      </w:r>
-    </w:p>
-    <w:p>
-      <w:r>
-        <w:t>|                                                               |</w:t>
-      </w:r>
-    </w:p>
-    <w:p>
-      <w:r>
-        <w:t>|                         C H A N T                             |</w:t>
-      </w:r>
-    </w:p>
-    <w:p>
-      <w:r>
-        <w:t>|                                                               |</w:t>
-      </w:r>
-    </w:p>
-    <w:p>
-      <w:r>
-        <w:t>|                                                               |</w:t>
-      </w:r>
-    </w:p>
-    <w:p>
-      <w:r>
-        <w:t>|               We say Krsna's names.                           |</w:t>
-      </w:r>
-    </w:p>
-    <w:p>
-      <w:r>
-        <w:t>|                                                               |</w:t>
-      </w:r>
-    </w:p>
-    <w:p>
-      <w:r>
-        <w:t>|                                                               |</w:t>
-      </w:r>
-    </w:p>
-    <w:p>
-      <w:r>
-        <w:t>|  scissors .... CUT LINE .... scissors                         | +---------------------------------------------------------------+ ```</w:t>
-      </w:r>
-    </w:p>
-    <w:p>
-      <w:r>
-        <w:rPr>
-          <w:b/>
-        </w:rPr>
-        <w:t>Large type:</w:t>
-      </w:r>
-      <w:r>
-        <w:t xml:space="preserve"> CHANT </w:t>
-      </w:r>
-      <w:r>
-        <w:rPr>
-          <w:b/>
-        </w:rPr>
-        <w:t>Short line:</w:t>
-      </w:r>
-      <w:r>
-        <w:t xml:space="preserve"> We say Kṛṣṇa's names.</w:t>
-      </w:r>
-    </w:p>
-    <w:p>
-      <w:r>
-        <w:rPr>
-          <w:b/>
-        </w:rPr>
-        <w:t>KUTUMBA · C1-W1 Younger · Y01 CHANT · p. 2</w:t>
-      </w:r>
-    </w:p>
-    <w:p>
-      <w:r>
-        <w:t>&lt;div style="page-break-after: always;"&gt;&lt;/div&gt;</w:t>
-      </w:r>
-    </w:p>
-    <w:p>
-      <w:pPr>
-        <w:pStyle w:val="KUTUMBAMeta"/>
-        <w:jc w:val="center"/>
-      </w:pPr>
-      <w:r>
-        <w:t>◆  ◆  ◆</w:t>
-      </w:r>
-    </w:p>
-    <w:p>
-      <w:r>
-        <w:t>&lt;!-- PAGE 3 · SERVE --&gt;</w:t>
-      </w:r>
-    </w:p>
-    <w:p>
-      <w:r>
-        <w:t>``` +---------------------------------------------------------------+</w:t>
-      </w:r>
-    </w:p>
-    <w:p>
-      <w:r>
-        <w:t>|  scissors .... CUT LINE .... scissors                         |</w:t>
-      </w:r>
-    </w:p>
-    <w:p>
-      <w:r>
-        <w:t>|                                                               |</w:t>
-      </w:r>
-    </w:p>
-    <w:p>
-      <w:r>
-        <w:t>|                    [ helping hands ]                          |</w:t>
-      </w:r>
-    </w:p>
-    <w:p>
-      <w:r>
-        <w:t>|                                                               |</w:t>
-      </w:r>
-    </w:p>
-    <w:p>
-      <w:r>
-        <w:t>|                                                               |</w:t>
-      </w:r>
-    </w:p>
-    <w:p>
-      <w:r>
-        <w:t>|                         S E R V E                             |</w:t>
-      </w:r>
-    </w:p>
-    <w:p>
-      <w:r>
-        <w:t>|                                                               |</w:t>
-      </w:r>
-    </w:p>
-    <w:p>
-      <w:r>
-        <w:t>|                                                               |</w:t>
-      </w:r>
-    </w:p>
-    <w:p>
-      <w:r>
-        <w:t>|                 We help with love.                            |</w:t>
-      </w:r>
-    </w:p>
-    <w:p>
-      <w:r>
-        <w:t>|                                                               |</w:t>
-      </w:r>
-    </w:p>
-    <w:p>
-      <w:r>
-        <w:t>|                                                               |</w:t>
-      </w:r>
-    </w:p>
-    <w:p>
-      <w:r>
-        <w:t>|  scissors .... CUT LINE .... scissors                         | +---------------------------------------------------------------+ ```</w:t>
-      </w:r>
-    </w:p>
-    <w:p>
-      <w:r>
-        <w:rPr>
-          <w:b/>
-        </w:rPr>
-        <w:t>Large type:</w:t>
-      </w:r>
-      <w:r>
-        <w:t xml:space="preserve"> SERVE </w:t>
-      </w:r>
-      <w:r>
-        <w:rPr>
-          <w:b/>
-        </w:rPr>
-        <w:t>Short line:</w:t>
-      </w:r>
-      <w:r>
-        <w:t xml:space="preserve"> We help with love.</w:t>
-      </w:r>
-    </w:p>
-    <w:p>
-      <w:r>
-        <w:rPr>
-          <w:b/>
-        </w:rPr>
-        <w:t>KUTUMBA · C1-W1 Younger · Y01 SERVE · p. 3</w:t>
-      </w:r>
-    </w:p>
-    <w:p>
-      <w:r>
-        <w:t>&lt;div style="page-break-after: always;"&gt;&lt;/div&gt;</w:t>
-      </w:r>
-    </w:p>
-    <w:p>
-      <w:pPr>
-        <w:pStyle w:val="KUTUMBAMeta"/>
-        <w:jc w:val="center"/>
-      </w:pPr>
-      <w:r>
-        <w:t>◆  ◆  ◆</w:t>
-      </w:r>
-    </w:p>
-    <w:p>
-      <w:r>
-        <w:t>&lt;!-- PAGE 4 · RESPECT --&gt;</w:t>
-      </w:r>
-    </w:p>
-    <w:p>
-      <w:r>
-        <w:t>``` +---------------------------------------------------------------+</w:t>
-      </w:r>
-    </w:p>
-    <w:p>
-      <w:r>
-        <w:t>|  scissors .... CUT LINE .... scissors                         |</w:t>
-      </w:r>
-    </w:p>
-    <w:p>
-      <w:r>
-        <w:t>|                                                               |</w:t>
-      </w:r>
-    </w:p>
-    <w:p>
-      <w:r>
-        <w:t>|                     [ heart / home ]                          |</w:t>
-      </w:r>
-    </w:p>
-    <w:p>
-      <w:r>
-        <w:t>|                                                               |</w:t>
-      </w:r>
-    </w:p>
-    <w:p>
-      <w:r>
-        <w:t>|                                                               |</w:t>
-      </w:r>
-    </w:p>
-    <w:p>
-      <w:r>
-        <w:t>|                       R E S P E C T                           |</w:t>
-      </w:r>
-    </w:p>
-    <w:p>
-      <w:r>
-        <w:t>|                                                               |</w:t>
-      </w:r>
-    </w:p>
-    <w:p>
-      <w:r>
-        <w:t>|                                                               |</w:t>
-      </w:r>
-    </w:p>
-    <w:p>
-      <w:r>
-        <w:t>|           We use kind words and care.                         |</w:t>
-      </w:r>
-    </w:p>
-    <w:p>
-      <w:r>
-        <w:t>|                                                               |</w:t>
-      </w:r>
-    </w:p>
-    <w:p>
-      <w:r>
-        <w:t>|                                                               |</w:t>
-      </w:r>
-    </w:p>
-    <w:p>
-      <w:r>
-        <w:t>|  scissors .... CUT LINE .... scissors                         | +---------------------------------------------------------------+ ```</w:t>
-      </w:r>
-    </w:p>
-    <w:p>
-      <w:r>
-        <w:rPr>
-          <w:b/>
-        </w:rPr>
-        <w:t>Large type:</w:t>
-      </w:r>
-      <w:r>
-        <w:t xml:space="preserve"> RESPECT </w:t>
-      </w:r>
-      <w:r>
-        <w:rPr>
-          <w:b/>
-        </w:rPr>
-        <w:t>Short line:</w:t>
-      </w:r>
-      <w:r>
-        <w:t xml:space="preserve"> We use kind words and care.</w:t>
-      </w:r>
-    </w:p>
-    <w:p>
-      <w:r>
-        <w:rPr>
-          <w:b/>
-        </w:rPr>
-        <w:t>KUTUMBA · C1-W1 Younger · Y01 RESPECT · p. 4</w:t>
-      </w:r>
-    </w:p>
-    <w:p>
-      <w:pPr>
-        <w:pStyle w:val="KUTUMBAMeta"/>
-        <w:jc w:val="center"/>
-      </w:pPr>
-      <w:r>
-        <w:t>◆  ◆  ◆</w:t>
-      </w:r>
-    </w:p>
-    <w:p>
-      <w:pPr>
-        <w:pStyle w:val="Heading2"/>
-      </w:pPr>
-      <w:r>
-        <w:t>Teacher cue (do not tape on wall)</w:t>
-      </w:r>
-    </w:p>
-    <w:p>
-      <w:r>
-        <w:t xml:space="preserve">When you read a scenario card, children walk to the matching corner: </w:t>
-      </w:r>
-      <w:r>
-        <w:rPr>
-          <w:b/>
-        </w:rPr>
-        <w:t>HEAR · CHANT · SERVE · RESPECT</w:t>
-      </w:r>
-      <w:r>
-        <w:t>.</w:t>
-      </w:r>
-    </w:p>
-    <w:p>
-      <w:r>
-        <w:rPr>
-          <w:b/>
-        </w:rPr>
-        <w:t>KUTUMBA · Families Growing in Kṛṣṇa Consciousness · C1-W1 · Y01</w:t>
+        <w:t>We listen to Kṛṣṇa-kathā.</w:t>
       </w:r>
     </w:p>
     <w:p>
@@ -3141,428 +2638,644 @@
         <w:pStyle w:val="Heading1"/>
       </w:pPr>
       <w:r>
-        <w:t>C1-W1 · Y02 · Four Corners Scenario Cards</w:t>
+        <w:t>Y01 — Four Corners Sign</w:t>
       </w:r>
     </w:p>
     <w:p>
       <w:pPr>
-        <w:pStyle w:val="KUTUMBARights"/>
+        <w:spacing w:before="648"/>
+        <w:jc w:val="center"/>
       </w:pPr>
       <w:r>
-        <w:t>Canonical source: 11-weekly-program-library/first-six-months/c1-w1-what-is-kutumba-and-why-are-we-here/activities/v12_2-younger/Y02-FOUR-CORNERS-SCENARIO-CARDS.md  •  SHA-256: c3df2eec94338c292de1150e15548f50bd2dac7625ddf07fdafb66e7b251a13e</w:t>
+        <w:rPr>
+          <w:b/>
+          <w:color w:val="5B1933"/>
+          <w:sz w:val="88"/>
+        </w:rPr>
+        <w:t>CHANT</w:t>
+      </w:r>
+    </w:p>
+    <w:p>
+      <w:pPr>
+        <w:jc w:val="center"/>
+      </w:pPr>
+      <w:r>
+        <w:drawing>
+          <wp:inline xmlns:a="http://schemas.openxmlformats.org/drawingml/2006/main" xmlns:pic="http://schemas.openxmlformats.org/drawingml/2006/picture">
+            <wp:extent cx="2926080" cy="2926080"/>
+            <wp:docPr id="2" name="Picture 2"/>
+            <wp:cNvGraphicFramePr>
+              <a:graphicFrameLocks noChangeAspect="1"/>
+            </wp:cNvGraphicFramePr>
+            <a:graphic>
+              <a:graphicData uri="http://schemas.openxmlformats.org/drawingml/2006/picture">
+                <pic:pic>
+                  <pic:nvPicPr>
+                    <pic:cNvPr id="0" name="icon-chant.png"/>
+                    <pic:cNvPicPr/>
+                  </pic:nvPicPr>
+                  <pic:blipFill>
+                    <a:blip r:embed="rId12"/>
+                    <a:stretch>
+                      <a:fillRect/>
+                    </a:stretch>
+                  </pic:blipFill>
+                  <pic:spPr>
+                    <a:xfrm>
+                      <a:off x="0" y="0"/>
+                      <a:ext cx="2926080" cy="2926080"/>
+                    </a:xfrm>
+                    <a:prstGeom prst="rect"/>
+                  </pic:spPr>
+                </pic:pic>
+              </a:graphicData>
+            </a:graphic>
+          </wp:inline>
+        </w:drawing>
+      </w:r>
+    </w:p>
+    <w:p>
+      <w:pPr>
+        <w:jc w:val="center"/>
+      </w:pPr>
+      <w:r>
+        <w:rPr>
+          <w:b/>
+          <w:sz w:val="44"/>
+        </w:rPr>
+        <w:t>We say Kṛṣṇa's names.</w:t>
       </w:r>
     </w:p>
     <w:p>
       <w:r>
-        <w:rPr>
-          <w:b/>
-        </w:rPr>
-        <w:t>Print:</w:t>
+        <w:br w:type="page"/>
       </w:r>
+    </w:p>
+    <w:p>
+      <w:pPr>
+        <w:pStyle w:val="Heading1"/>
+      </w:pPr>
       <w:r>
-        <w:t xml:space="preserve"> US Letter · cut on thick dashed lines · 12 cards </w:t>
+        <w:t>Y01 — Four Corners Sign</w:t>
       </w:r>
+    </w:p>
+    <w:p>
+      <w:pPr>
+        <w:spacing w:before="648"/>
+        <w:jc w:val="center"/>
+      </w:pPr>
       <w:r>
         <w:rPr>
           <w:b/>
+          <w:color w:val="5B1933"/>
+          <w:sz w:val="88"/>
         </w:rPr>
-        <w:t>Type note:</w:t>
+        <w:t>SERVE</w:t>
       </w:r>
+    </w:p>
+    <w:p>
+      <w:pPr>
+        <w:jc w:val="center"/>
+      </w:pPr>
       <w:r>
-        <w:t xml:space="preserve"> Large print for reading aloud to K–2 </w:t>
+        <w:drawing>
+          <wp:inline xmlns:a="http://schemas.openxmlformats.org/drawingml/2006/main" xmlns:pic="http://schemas.openxmlformats.org/drawingml/2006/picture">
+            <wp:extent cx="2926080" cy="2926080"/>
+            <wp:docPr id="3" name="Picture 3"/>
+            <wp:cNvGraphicFramePr>
+              <a:graphicFrameLocks noChangeAspect="1"/>
+            </wp:cNvGraphicFramePr>
+            <a:graphic>
+              <a:graphicData uri="http://schemas.openxmlformats.org/drawingml/2006/picture">
+                <pic:pic>
+                  <pic:nvPicPr>
+                    <pic:cNvPr id="0" name="icon-serve.png"/>
+                    <pic:cNvPicPr/>
+                  </pic:nvPicPr>
+                  <pic:blipFill>
+                    <a:blip r:embed="rId13"/>
+                    <a:stretch>
+                      <a:fillRect/>
+                    </a:stretch>
+                  </pic:blipFill>
+                  <pic:spPr>
+                    <a:xfrm>
+                      <a:off x="0" y="0"/>
+                      <a:ext cx="2926080" cy="2926080"/>
+                    </a:xfrm>
+                    <a:prstGeom prst="rect"/>
+                  </pic:spPr>
+                </pic:pic>
+              </a:graphicData>
+            </a:graphic>
+          </wp:inline>
+        </w:drawing>
       </w:r>
+    </w:p>
+    <w:p>
+      <w:pPr>
+        <w:jc w:val="center"/>
+      </w:pPr>
       <w:r>
         <w:rPr>
           <w:b/>
+          <w:sz w:val="44"/>
         </w:rPr>
-        <w:t>Game:</w:t>
-      </w:r>
-      <w:r>
-        <w:t xml:space="preserve"> Teacher reads a card; children walk to HEAR / CHANT / SERVE / RESPECT corner.</w:t>
-      </w:r>
-    </w:p>
-    <w:p>
-      <w:pPr>
-        <w:pStyle w:val="KUTUMBAMeta"/>
-        <w:jc w:val="center"/>
-      </w:pPr>
-      <w:r>
-        <w:t>◆  ◆  ◆</w:t>
-      </w:r>
-    </w:p>
-    <w:p>
-      <w:pPr>
-        <w:pStyle w:val="Heading2"/>
-      </w:pPr>
-      <w:r>
-        <w:t>Card sheet 1 (cards 1–4)</w:t>
+        <w:t>We help with love.</w:t>
       </w:r>
     </w:p>
     <w:p>
       <w:r>
-        <w:t>``` ======= CUT =======</w:t>
+        <w:br w:type="page"/>
+      </w:r>
+    </w:p>
+    <w:p>
+      <w:pPr>
+        <w:pStyle w:val="Heading1"/>
+      </w:pPr>
+      <w:r>
+        <w:t>Y01 — Four Corners Sign</w:t>
+      </w:r>
+    </w:p>
+    <w:p>
+      <w:pPr>
+        <w:spacing w:before="648"/>
+        <w:jc w:val="center"/>
+      </w:pPr>
+      <w:r>
+        <w:rPr>
+          <w:b/>
+          <w:color w:val="5B1933"/>
+          <w:sz w:val="88"/>
+        </w:rPr>
+        <w:t>RESPECT</w:t>
+      </w:r>
+    </w:p>
+    <w:p>
+      <w:pPr>
+        <w:jc w:val="center"/>
+      </w:pPr>
+      <w:r>
+        <w:drawing>
+          <wp:inline xmlns:a="http://schemas.openxmlformats.org/drawingml/2006/main" xmlns:pic="http://schemas.openxmlformats.org/drawingml/2006/picture">
+            <wp:extent cx="2926080" cy="2926080"/>
+            <wp:docPr id="4" name="Picture 4"/>
+            <wp:cNvGraphicFramePr>
+              <a:graphicFrameLocks noChangeAspect="1"/>
+            </wp:cNvGraphicFramePr>
+            <a:graphic>
+              <a:graphicData uri="http://schemas.openxmlformats.org/drawingml/2006/picture">
+                <pic:pic>
+                  <pic:nvPicPr>
+                    <pic:cNvPr id="0" name="icon-respect.png"/>
+                    <pic:cNvPicPr/>
+                  </pic:nvPicPr>
+                  <pic:blipFill>
+                    <a:blip r:embed="rId14"/>
+                    <a:stretch>
+                      <a:fillRect/>
+                    </a:stretch>
+                  </pic:blipFill>
+                  <pic:spPr>
+                    <a:xfrm>
+                      <a:off x="0" y="0"/>
+                      <a:ext cx="2926080" cy="2926080"/>
+                    </a:xfrm>
+                    <a:prstGeom prst="rect"/>
+                  </pic:spPr>
+                </pic:pic>
+              </a:graphicData>
+            </a:graphic>
+          </wp:inline>
+        </w:drawing>
+      </w:r>
+    </w:p>
+    <w:p>
+      <w:pPr>
+        <w:jc w:val="center"/>
+      </w:pPr>
+      <w:r>
+        <w:rPr>
+          <w:b/>
+          <w:sz w:val="44"/>
+        </w:rPr>
+        <w:t>We use kind words and care.</w:t>
       </w:r>
     </w:p>
     <w:p>
       <w:r>
-        <w:t>+------------------------------+  +------------------------------+</w:t>
+        <w:br w:type="page"/>
       </w:r>
     </w:p>
     <w:p>
+      <w:pPr>
+        <w:pStyle w:val="Heading1"/>
+      </w:pPr>
       <w:r>
-        <w:t>|  CARD 1                      |  |  CARD 2                      |</w:t>
+        <w:t>Y02 — Four Corners Scenario Cards</w:t>
       </w:r>
     </w:p>
     <w:p>
+      <w:pPr>
+        <w:jc w:val="center"/>
+      </w:pPr>
       <w:r>
-        <w:t>|                              |  |                              |</w:t>
+        <w:t>Cut on cell borders. Read each card aloud.</w:t>
+      </w:r>
+    </w:p>
+    <w:tbl>
+      <w:tblPr>
+        <w:tblW w:type="auto" w:w="0"/>
+        <w:jc w:val="center"/>
+        <w:tblLayout w:type="fixed"/>
+        <w:tblLook w:firstColumn="1" w:firstRow="1" w:lastColumn="0" w:lastRow="0" w:noHBand="0" w:noVBand="1" w:val="04A0"/>
+        <w:tblBorders>
+          <w:top w:val="single" w:sz="9" w:color="4F7C78"/>
+          <w:left w:val="single" w:sz="9" w:color="4F7C78"/>
+          <w:bottom w:val="single" w:sz="9" w:color="4F7C78"/>
+          <w:right w:val="single" w:sz="9" w:color="4F7C78"/>
+          <w:insideH w:val="single" w:sz="9" w:color="4F7C78"/>
+          <w:insideV w:val="single" w:sz="9" w:color="4F7C78"/>
+        </w:tblBorders>
+      </w:tblPr>
+      <w:tblGrid>
+        <w:gridCol w:w="4968"/>
+        <w:gridCol w:w="4968"/>
+      </w:tblGrid>
+      <w:tr>
+        <w:tc>
+          <w:tcPr>
+            <w:tcW w:type="dxa" w:w="4752"/>
+            <w:vAlign w:val="center"/>
+          </w:tcPr>
+          <w:p>
+            <w:pPr>
+              <w:spacing w:before="280" w:after="280"/>
+              <w:jc w:val="center"/>
+            </w:pPr>
+            <w:r>
+              <w:rPr>
+                <w:b/>
+                <w:color w:val="5B1933"/>
+              </w:rPr>
+              <w:t>CARD 1</w:t>
+              <w:br/>
+            </w:r>
+            <w:r>
+              <w:rPr>
+                <w:sz w:val="26"/>
+              </w:rPr>
+              <w:t>The family listens to a Kṛṣṇa story.</w:t>
+            </w:r>
+          </w:p>
+        </w:tc>
+        <w:tc>
+          <w:tcPr>
+            <w:tcW w:type="dxa" w:w="4752"/>
+            <w:vAlign w:val="center"/>
+          </w:tcPr>
+          <w:p>
+            <w:pPr>
+              <w:spacing w:before="280" w:after="280"/>
+              <w:jc w:val="center"/>
+            </w:pPr>
+            <w:r>
+              <w:rPr>
+                <w:b/>
+                <w:color w:val="5B1933"/>
+              </w:rPr>
+              <w:t>CARD 2</w:t>
+              <w:br/>
+            </w:r>
+            <w:r>
+              <w:rPr>
+                <w:sz w:val="26"/>
+              </w:rPr>
+              <w:t>We sing Hare Kṛṣṇa together.</w:t>
+            </w:r>
+          </w:p>
+        </w:tc>
+      </w:tr>
+      <w:tr>
+        <w:tc>
+          <w:tcPr>
+            <w:tcW w:type="dxa" w:w="4752"/>
+            <w:vAlign w:val="center"/>
+          </w:tcPr>
+          <w:p>
+            <w:pPr>
+              <w:spacing w:before="280" w:after="280"/>
+              <w:jc w:val="center"/>
+            </w:pPr>
+            <w:r>
+              <w:rPr>
+                <w:b/>
+                <w:color w:val="5B1933"/>
+              </w:rPr>
+              <w:t>CARD 3</w:t>
+              <w:br/>
+            </w:r>
+            <w:r>
+              <w:rPr>
+                <w:sz w:val="26"/>
+              </w:rPr>
+              <w:t>You help put the activity supplies away.</w:t>
+            </w:r>
+          </w:p>
+        </w:tc>
+        <w:tc>
+          <w:tcPr>
+            <w:tcW w:type="dxa" w:w="4752"/>
+            <w:vAlign w:val="center"/>
+          </w:tcPr>
+          <w:p>
+            <w:pPr>
+              <w:spacing w:before="280" w:after="280"/>
+              <w:jc w:val="center"/>
+            </w:pPr>
+            <w:r>
+              <w:rPr>
+                <w:b/>
+                <w:color w:val="5B1933"/>
+              </w:rPr>
+              <w:t>CARD 4</w:t>
+              <w:br/>
+            </w:r>
+            <w:r>
+              <w:rPr>
+                <w:sz w:val="26"/>
+              </w:rPr>
+              <w:t>You ask before touching a friend's toy.</w:t>
+            </w:r>
+          </w:p>
+        </w:tc>
+      </w:tr>
+      <w:tr>
+        <w:tc>
+          <w:tcPr>
+            <w:tcW w:type="dxa" w:w="4752"/>
+            <w:vAlign w:val="center"/>
+          </w:tcPr>
+          <w:p>
+            <w:pPr>
+              <w:spacing w:before="280" w:after="280"/>
+              <w:jc w:val="center"/>
+            </w:pPr>
+            <w:r>
+              <w:rPr>
+                <w:b/>
+                <w:color w:val="5B1933"/>
+              </w:rPr>
+              <w:t>CARD 5</w:t>
+              <w:br/>
+            </w:r>
+            <w:r>
+              <w:rPr>
+                <w:sz w:val="26"/>
+              </w:rPr>
+              <w:t>You sit quietly while another child answers.</w:t>
+            </w:r>
+          </w:p>
+        </w:tc>
+        <w:tc>
+          <w:tcPr>
+            <w:tcW w:type="dxa" w:w="4752"/>
+            <w:vAlign w:val="center"/>
+          </w:tcPr>
+          <w:p>
+            <w:pPr>
+              <w:spacing w:before="280" w:after="280"/>
+              <w:jc w:val="center"/>
+            </w:pPr>
+            <w:r>
+              <w:rPr>
+                <w:b/>
+                <w:color w:val="5B1933"/>
+              </w:rPr>
+              <w:t>CARD 6</w:t>
+              <w:br/>
+            </w:r>
+            <w:r>
+              <w:rPr>
+                <w:sz w:val="26"/>
+              </w:rPr>
+              <w:t>You help bring scripture to the family reading place.</w:t>
+            </w:r>
+          </w:p>
+        </w:tc>
+      </w:tr>
+    </w:tbl>
+    <w:p>
+      <w:r>
+        <w:br w:type="page"/>
+      </w:r>
+    </w:p>
+    <w:tbl>
+      <w:tblPr>
+        <w:tblW w:type="auto" w:w="0"/>
+        <w:jc w:val="center"/>
+        <w:tblLayout w:type="fixed"/>
+        <w:tblLook w:firstColumn="1" w:firstRow="1" w:lastColumn="0" w:lastRow="0" w:noHBand="0" w:noVBand="1" w:val="04A0"/>
+        <w:tblBorders>
+          <w:top w:val="single" w:sz="9" w:color="4F7C78"/>
+          <w:left w:val="single" w:sz="9" w:color="4F7C78"/>
+          <w:bottom w:val="single" w:sz="9" w:color="4F7C78"/>
+          <w:right w:val="single" w:sz="9" w:color="4F7C78"/>
+          <w:insideH w:val="single" w:sz="9" w:color="4F7C78"/>
+          <w:insideV w:val="single" w:sz="9" w:color="4F7C78"/>
+        </w:tblBorders>
+      </w:tblPr>
+      <w:tblGrid>
+        <w:gridCol w:w="4968"/>
+        <w:gridCol w:w="4968"/>
+      </w:tblGrid>
+      <w:tr>
+        <w:tc>
+          <w:tcPr>
+            <w:tcW w:type="dxa" w:w="4752"/>
+            <w:vAlign w:val="center"/>
+          </w:tcPr>
+          <w:p>
+            <w:pPr>
+              <w:spacing w:before="280" w:after="280"/>
+              <w:jc w:val="center"/>
+            </w:pPr>
+            <w:r>
+              <w:rPr>
+                <w:b/>
+                <w:color w:val="5B1933"/>
+              </w:rPr>
+              <w:t>CARD 7</w:t>
+              <w:br/>
+            </w:r>
+            <w:r>
+              <w:rPr>
+                <w:sz w:val="26"/>
+              </w:rPr>
+              <w:t>You repeat the memory line with the teacher.</w:t>
+            </w:r>
+          </w:p>
+        </w:tc>
+        <w:tc>
+          <w:tcPr>
+            <w:tcW w:type="dxa" w:w="4752"/>
+            <w:vAlign w:val="center"/>
+          </w:tcPr>
+          <w:p>
+            <w:pPr>
+              <w:spacing w:before="280" w:after="280"/>
+              <w:jc w:val="center"/>
+            </w:pPr>
+            <w:r>
+              <w:rPr>
+                <w:b/>
+                <w:color w:val="5B1933"/>
+              </w:rPr>
+              <w:t>CARD 8</w:t>
+              <w:br/>
+            </w:r>
+            <w:r>
+              <w:rPr>
+                <w:sz w:val="26"/>
+              </w:rPr>
+              <w:t>You join the mahā-mantra softly.</w:t>
+            </w:r>
+          </w:p>
+        </w:tc>
+      </w:tr>
+      <w:tr>
+        <w:tc>
+          <w:tcPr>
+            <w:tcW w:type="dxa" w:w="4752"/>
+            <w:vAlign w:val="center"/>
+          </w:tcPr>
+          <w:p>
+            <w:pPr>
+              <w:spacing w:before="280" w:after="280"/>
+              <w:jc w:val="center"/>
+            </w:pPr>
+            <w:r>
+              <w:rPr>
+                <w:b/>
+                <w:color w:val="5B1933"/>
+              </w:rPr>
+              <w:t>CARD 9</w:t>
+              <w:br/>
+            </w:r>
+            <w:r>
+              <w:rPr>
+                <w:sz w:val="26"/>
+              </w:rPr>
+              <w:t>You help a younger child find crayons.</w:t>
+            </w:r>
+          </w:p>
+        </w:tc>
+        <w:tc>
+          <w:tcPr>
+            <w:tcW w:type="dxa" w:w="4752"/>
+            <w:vAlign w:val="center"/>
+          </w:tcPr>
+          <w:p>
+            <w:pPr>
+              <w:spacing w:before="280" w:after="280"/>
+              <w:jc w:val="center"/>
+            </w:pPr>
+            <w:r>
+              <w:rPr>
+                <w:b/>
+                <w:color w:val="5B1933"/>
+              </w:rPr>
+              <w:t>CARD 10</w:t>
+              <w:br/>
+            </w:r>
+            <w:r>
+              <w:rPr>
+                <w:sz w:val="26"/>
+              </w:rPr>
+              <w:t>You keep feet on the floor in the host home.</w:t>
+            </w:r>
+          </w:p>
+        </w:tc>
+      </w:tr>
+      <w:tr>
+        <w:tc>
+          <w:tcPr>
+            <w:tcW w:type="dxa" w:w="4752"/>
+            <w:vAlign w:val="center"/>
+          </w:tcPr>
+          <w:p>
+            <w:pPr>
+              <w:spacing w:before="280" w:after="280"/>
+              <w:jc w:val="center"/>
+            </w:pPr>
+            <w:r>
+              <w:rPr>
+                <w:b/>
+                <w:color w:val="5B1933"/>
+              </w:rPr>
+              <w:t>CARD 11</w:t>
+              <w:br/>
+            </w:r>
+            <w:r>
+              <w:rPr>
+                <w:sz w:val="26"/>
+              </w:rPr>
+              <w:t>You listen when a parent reads one verse.</w:t>
+            </w:r>
+          </w:p>
+        </w:tc>
+        <w:tc>
+          <w:tcPr>
+            <w:tcW w:type="dxa" w:w="4752"/>
+            <w:vAlign w:val="center"/>
+          </w:tcPr>
+          <w:p>
+            <w:pPr>
+              <w:spacing w:before="280" w:after="280"/>
+              <w:jc w:val="center"/>
+            </w:pPr>
+            <w:r>
+              <w:rPr>
+                <w:b/>
+                <w:color w:val="5B1933"/>
+              </w:rPr>
+              <w:t>CARD 12</w:t>
+              <w:br/>
+            </w:r>
+            <w:r>
+              <w:rPr>
+                <w:sz w:val="26"/>
+              </w:rPr>
+              <w:t>Your family chants three mahā-mantras at home.</w:t>
+            </w:r>
+          </w:p>
+        </w:tc>
+      </w:tr>
+    </w:tbl>
+    <w:p>
+      <w:r>
+        <w:br w:type="page"/>
       </w:r>
     </w:p>
     <w:p>
+      <w:pPr>
+        <w:jc w:val="center"/>
+      </w:pPr>
       <w:r>
-        <w:t>|  The family listens to a     |  |  We sing Hare Krsna          |</w:t>
+        <w:rPr>
+          <w:b/>
+          <w:color w:val="5B1933"/>
+          <w:sz w:val="60"/>
+        </w:rPr>
+        <w:t>TEACHER-ONLY</w:t>
       </w:r>
     </w:p>
     <w:p>
+      <w:pPr>
+        <w:pStyle w:val="Heading1"/>
+      </w:pPr>
       <w:r>
-        <w:t>|  Krsna story.                |  |  together.                   |</w:t>
-      </w:r>
-    </w:p>
-    <w:p>
-      <w:r>
-        <w:t>|                              |  |                              |</w:t>
-      </w:r>
-    </w:p>
-    <w:p>
-      <w:r>
-        <w:t>|  Walk to a corner.           |  |  Walk to a corner.           | +------------------------------+  +------------------------------+</w:t>
-      </w:r>
-    </w:p>
-    <w:p>
-      <w:r>
-        <w:t>======= CUT =======</w:t>
-      </w:r>
-    </w:p>
-    <w:p>
-      <w:r>
-        <w:t>+------------------------------+  +------------------------------+</w:t>
-      </w:r>
-    </w:p>
-    <w:p>
-      <w:r>
-        <w:t>|  CARD 3                      |  |  CARD 4                      |</w:t>
-      </w:r>
-    </w:p>
-    <w:p>
-      <w:r>
-        <w:t>|                              |  |                              |</w:t>
-      </w:r>
-    </w:p>
-    <w:p>
-      <w:r>
-        <w:t>|  You help put the activity   |  |  You ask before touching a   |</w:t>
-      </w:r>
-    </w:p>
-    <w:p>
-      <w:r>
-        <w:t>|  supplies away.              |  |  friend's toy.               |</w:t>
-      </w:r>
-    </w:p>
-    <w:p>
-      <w:r>
-        <w:t>|                              |  |                              |</w:t>
-      </w:r>
-    </w:p>
-    <w:p>
-      <w:r>
-        <w:t>|  Walk to a corner.           |  |  Walk to a corner.           | +------------------------------+  +------------------------------+</w:t>
-      </w:r>
-    </w:p>
-    <w:p>
-      <w:r>
-        <w:t>======= CUT ======= ```</w:t>
-      </w:r>
-    </w:p>
-    <w:p>
-      <w:r>
-        <w:rPr>
-          <w:b/>
-        </w:rPr>
-        <w:t>IAST for cards 1–2 when reading aloud:</w:t>
-      </w:r>
-      <w:r>
-        <w:t xml:space="preserve"> Kṛṣṇa · Hare Kṛṣṇa</w:t>
-      </w:r>
-    </w:p>
-    <w:p>
-      <w:r>
-        <w:rPr>
-          <w:b/>
-        </w:rPr>
-        <w:t>KUTUMBA · C1-W1 Younger · Y02 · p. 1</w:t>
-      </w:r>
-    </w:p>
-    <w:p>
-      <w:r>
-        <w:t>&lt;div style="page-break-after: always;"&gt;&lt;/div&gt;</w:t>
-      </w:r>
-    </w:p>
-    <w:p>
-      <w:pPr>
-        <w:pStyle w:val="KUTUMBAMeta"/>
-        <w:jc w:val="center"/>
-      </w:pPr>
-      <w:r>
-        <w:t>◆  ◆  ◆</w:t>
-      </w:r>
-    </w:p>
-    <w:p>
-      <w:pPr>
-        <w:pStyle w:val="Heading2"/>
-      </w:pPr>
-      <w:r>
-        <w:t>Card sheet 2 (cards 5–8)</w:t>
-      </w:r>
-    </w:p>
-    <w:p>
-      <w:r>
-        <w:t>``` ======= CUT =======</w:t>
-      </w:r>
-    </w:p>
-    <w:p>
-      <w:r>
-        <w:t>+------------------------------+  +------------------------------+</w:t>
-      </w:r>
-    </w:p>
-    <w:p>
-      <w:r>
-        <w:t>|  CARD 5                      |  |  CARD 6                      |</w:t>
-      </w:r>
-    </w:p>
-    <w:p>
-      <w:r>
-        <w:t>|                              |  |                              |</w:t>
-      </w:r>
-    </w:p>
-    <w:p>
-      <w:r>
-        <w:t>|  You sit quietly while       |  |  You help bring scripture    |</w:t>
-      </w:r>
-    </w:p>
-    <w:p>
-      <w:r>
-        <w:t>|  another child answers.      |  |  to the family reading place.|</w:t>
-      </w:r>
-    </w:p>
-    <w:p>
-      <w:r>
-        <w:t>|                              |  |                              |</w:t>
-      </w:r>
-    </w:p>
-    <w:p>
-      <w:r>
-        <w:t>|  Walk to a corner.           |  |  Walk to a corner.           | +------------------------------+  +------------------------------+</w:t>
-      </w:r>
-    </w:p>
-    <w:p>
-      <w:r>
-        <w:t>======= CUT =======</w:t>
-      </w:r>
-    </w:p>
-    <w:p>
-      <w:r>
-        <w:t>+------------------------------+  +------------------------------+</w:t>
-      </w:r>
-    </w:p>
-    <w:p>
-      <w:r>
-        <w:t>|  CARD 7                      |  |  CARD 8                      |</w:t>
-      </w:r>
-    </w:p>
-    <w:p>
-      <w:r>
-        <w:t>|                              |  |                              |</w:t>
-      </w:r>
-    </w:p>
-    <w:p>
-      <w:r>
-        <w:t>|  You repeat the memory line  |  |  You join the maha-mantra    |</w:t>
-      </w:r>
-    </w:p>
-    <w:p>
-      <w:r>
-        <w:t>|  with the teacher.           |  |  softly.                     |</w:t>
-      </w:r>
-    </w:p>
-    <w:p>
-      <w:r>
-        <w:t>|                              |  |                              |</w:t>
-      </w:r>
-    </w:p>
-    <w:p>
-      <w:r>
-        <w:t>|  Walk to a corner.           |  |  Walk to a corner.           | +------------------------------+  +------------------------------+</w:t>
-      </w:r>
-    </w:p>
-    <w:p>
-      <w:r>
-        <w:t>======= CUT ======= ```</w:t>
-      </w:r>
-    </w:p>
-    <w:p>
-      <w:r>
-        <w:rPr>
-          <w:b/>
-        </w:rPr>
-        <w:t>IAST when reading aloud:</w:t>
-      </w:r>
-      <w:r>
-        <w:t xml:space="preserve"> mahā-mantra</w:t>
-      </w:r>
-    </w:p>
-    <w:p>
-      <w:r>
-        <w:rPr>
-          <w:b/>
-        </w:rPr>
-        <w:t>KUTUMBA · C1-W1 Younger · Y02 · p. 2</w:t>
-      </w:r>
-    </w:p>
-    <w:p>
-      <w:r>
-        <w:t>&lt;div style="page-break-after: always;"&gt;&lt;/div&gt;</w:t>
-      </w:r>
-    </w:p>
-    <w:p>
-      <w:pPr>
-        <w:pStyle w:val="KUTUMBAMeta"/>
-        <w:jc w:val="center"/>
-      </w:pPr>
-      <w:r>
-        <w:t>◆  ◆  ◆</w:t>
-      </w:r>
-    </w:p>
-    <w:p>
-      <w:pPr>
-        <w:pStyle w:val="Heading2"/>
-      </w:pPr>
-      <w:r>
-        <w:t>Card sheet 3 (cards 9–12)</w:t>
-      </w:r>
-    </w:p>
-    <w:p>
-      <w:r>
-        <w:t>``` ======= CUT =======</w:t>
-      </w:r>
-    </w:p>
-    <w:p>
-      <w:r>
-        <w:t>+------------------------------+  +------------------------------+</w:t>
-      </w:r>
-    </w:p>
-    <w:p>
-      <w:r>
-        <w:t>|  CARD 9                      |  |  CARD 10                     |</w:t>
-      </w:r>
-    </w:p>
-    <w:p>
-      <w:r>
-        <w:t>|                              |  |                              |</w:t>
-      </w:r>
-    </w:p>
-    <w:p>
-      <w:r>
-        <w:t>|  You help a younger child    |  |  You keep feet on the floor  |</w:t>
-      </w:r>
-    </w:p>
-    <w:p>
-      <w:r>
-        <w:t>|  find crayons.               |  |  in the host home.           |</w:t>
-      </w:r>
-    </w:p>
-    <w:p>
-      <w:r>
-        <w:t>|                              |  |                              |</w:t>
-      </w:r>
-    </w:p>
-    <w:p>
-      <w:r>
-        <w:t>|  Walk to a corner.           |  |  Walk to a corner.           | +------------------------------+  +------------------------------+</w:t>
-      </w:r>
-    </w:p>
-    <w:p>
-      <w:r>
-        <w:t>======= CUT =======</w:t>
-      </w:r>
-    </w:p>
-    <w:p>
-      <w:r>
-        <w:t>+------------------------------+  +------------------------------+</w:t>
-      </w:r>
-    </w:p>
-    <w:p>
-      <w:r>
-        <w:t>|  CARD 11                     |  |  CARD 12                     |</w:t>
-      </w:r>
-    </w:p>
-    <w:p>
-      <w:r>
-        <w:t>|                              |  |                              |</w:t>
-      </w:r>
-    </w:p>
-    <w:p>
-      <w:r>
-        <w:t>|  You listen when a parent    |  |  Your family chants three    |</w:t>
-      </w:r>
-    </w:p>
-    <w:p>
-      <w:r>
-        <w:t>|  reads one verse.            |  |  maha-mantras at home.       |</w:t>
-      </w:r>
-    </w:p>
-    <w:p>
-      <w:r>
-        <w:t>|                              |  |                              |</w:t>
-      </w:r>
-    </w:p>
-    <w:p>
-      <w:r>
-        <w:t>|  Walk to a corner.           |  |  Walk to a corner.           | +------------------------------+  +------------------------------+</w:t>
-      </w:r>
-    </w:p>
-    <w:p>
-      <w:r>
-        <w:t>======= CUT ======= ```</w:t>
-      </w:r>
-    </w:p>
-    <w:p>
-      <w:r>
-        <w:rPr>
-          <w:b/>
-        </w:rPr>
-        <w:t>KUTUMBA · C1-W1 Younger · Y02 · p. 3</w:t>
-      </w:r>
-    </w:p>
-    <w:p>
-      <w:r>
-        <w:t>&lt;div style="page-break-after: always;"&gt;&lt;/div&gt;</w:t>
-      </w:r>
-    </w:p>
-    <w:p>
-      <w:pPr>
-        <w:pStyle w:val="KUTUMBAMeta"/>
-        <w:jc w:val="center"/>
-      </w:pPr>
-      <w:r>
-        <w:t>◆  ◆  ◆</w:t>
-      </w:r>
-    </w:p>
-    <w:p>
-      <w:pPr>
-        <w:pStyle w:val="Heading2"/>
-      </w:pPr>
-      <w:r>
-        <w:t>Teacher answer key (do not give to children)</w:t>
+        <w:t>Y02 Answer Key</w:t>
       </w:r>
     </w:p>
     <w:tbl>
@@ -3582,9 +3295,8 @@
         </w:tblBorders>
       </w:tblPr>
       <w:tblGrid>
-        <w:gridCol w:w="3312"/>
-        <w:gridCol w:w="3312"/>
-        <w:gridCol w:w="3312"/>
+        <w:gridCol w:w="4968"/>
+        <w:gridCol w:w="4968"/>
       </w:tblGrid>
       <w:tr>
         <w:trPr>
@@ -3592,7 +3304,7 @@
         </w:trPr>
         <w:tc>
           <w:tcPr>
-            <w:tcW w:type="dxa" w:w="3312"/>
+            <w:tcW w:type="dxa" w:w="4968"/>
             <w:shd w:fill="5B1933"/>
             <w:tcMar>
               <w:top w:w="100" w:type="dxa"/>
@@ -3607,13 +3319,13 @@
                 <w:b/>
                 <w:color w:val="FFFFFF"/>
               </w:rPr>
-              <w:t>Card</w:t>
+              <w:t>Item</w:t>
             </w:r>
           </w:p>
         </w:tc>
         <w:tc>
           <w:tcPr>
-            <w:tcW w:type="dxa" w:w="3312"/>
+            <w:tcW w:type="dxa" w:w="4968"/>
             <w:shd w:fill="5B1933"/>
             <w:tcMar>
               <w:top w:w="100" w:type="dxa"/>
@@ -3628,28 +3340,7 @@
                 <w:b/>
                 <w:color w:val="FFFFFF"/>
               </w:rPr>
-              <w:t>Scenario</w:t>
-            </w:r>
-          </w:p>
-        </w:tc>
-        <w:tc>
-          <w:tcPr>
-            <w:tcW w:type="dxa" w:w="3312"/>
-            <w:shd w:fill="5B1933"/>
-            <w:tcMar>
-              <w:top w:w="100" w:type="dxa"/>
-              <w:start w:w="120" w:type="dxa"/>
-              <w:bottom w:w="100" w:type="dxa"/>
-              <w:end w:w="120" w:type="dxa"/>
-            </w:tcMar>
-          </w:tcPr>
-          <w:p>
-            <w:r>
-              <w:rPr>
-                <w:b/>
-                <w:color w:val="FFFFFF"/>
-              </w:rPr>
-              <w:t>Corner</w:t>
+              <w:t>Best match / guidance</w:t>
             </w:r>
           </w:p>
         </w:tc>
@@ -3657,7 +3348,7 @@
       <w:tr>
         <w:tc>
           <w:tcPr>
-            <w:tcW w:type="dxa" w:w="3312"/>
+            <w:tcW w:type="dxa" w:w="4968"/>
             <w:tcMar>
               <w:top w:w="100" w:type="dxa"/>
               <w:start w:w="120" w:type="dxa"/>
@@ -3674,7 +3365,7 @@
         </w:tc>
         <w:tc>
           <w:tcPr>
-            <w:tcW w:type="dxa" w:w="3312"/>
+            <w:tcW w:type="dxa" w:w="4968"/>
             <w:tcMar>
               <w:top w:w="100" w:type="dxa"/>
               <w:start w:w="120" w:type="dxa"/>
@@ -3685,24 +3376,7 @@
           </w:tcPr>
           <w:p>
             <w:r>
-              <w:t>The family listens to a Kṛṣṇa story.</w:t>
-            </w:r>
-          </w:p>
-        </w:tc>
-        <w:tc>
-          <w:tcPr>
-            <w:tcW w:type="dxa" w:w="3312"/>
-            <w:tcMar>
-              <w:top w:w="100" w:type="dxa"/>
-              <w:start w:w="120" w:type="dxa"/>
-              <w:bottom w:w="100" w:type="dxa"/>
-              <w:end w:w="120" w:type="dxa"/>
-            </w:tcMar>
-            <w:vAlign w:val="top"/>
-          </w:tcPr>
-          <w:p>
-            <w:r>
-              <w:t>**HEAR**</w:t>
+              <w:t>HEAR</w:t>
             </w:r>
           </w:p>
         </w:tc>
@@ -3710,7 +3384,7 @@
       <w:tr>
         <w:tc>
           <w:tcPr>
-            <w:tcW w:type="dxa" w:w="3312"/>
+            <w:tcW w:type="dxa" w:w="4968"/>
             <w:tcMar>
               <w:top w:w="100" w:type="dxa"/>
               <w:start w:w="120" w:type="dxa"/>
@@ -3728,7 +3402,7 @@
         </w:tc>
         <w:tc>
           <w:tcPr>
-            <w:tcW w:type="dxa" w:w="3312"/>
+            <w:tcW w:type="dxa" w:w="4968"/>
             <w:tcMar>
               <w:top w:w="100" w:type="dxa"/>
               <w:start w:w="120" w:type="dxa"/>
@@ -3740,25 +3414,7 @@
           </w:tcPr>
           <w:p>
             <w:r>
-              <w:t>We sing Hare Kṛṣṇa together.</w:t>
-            </w:r>
-          </w:p>
-        </w:tc>
-        <w:tc>
-          <w:tcPr>
-            <w:tcW w:type="dxa" w:w="3312"/>
-            <w:tcMar>
-              <w:top w:w="100" w:type="dxa"/>
-              <w:start w:w="120" w:type="dxa"/>
-              <w:bottom w:w="100" w:type="dxa"/>
-              <w:end w:w="120" w:type="dxa"/>
-            </w:tcMar>
-            <w:shd w:fill="FFF8E8"/>
-            <w:vAlign w:val="top"/>
-          </w:tcPr>
-          <w:p>
-            <w:r>
-              <w:t>**CHANT**</w:t>
+              <w:t>CHANT</w:t>
             </w:r>
           </w:p>
         </w:tc>
@@ -3766,7 +3422,7 @@
       <w:tr>
         <w:tc>
           <w:tcPr>
-            <w:tcW w:type="dxa" w:w="3312"/>
+            <w:tcW w:type="dxa" w:w="4968"/>
             <w:tcMar>
               <w:top w:w="100" w:type="dxa"/>
               <w:start w:w="120" w:type="dxa"/>
@@ -3783,7 +3439,7 @@
         </w:tc>
         <w:tc>
           <w:tcPr>
-            <w:tcW w:type="dxa" w:w="3312"/>
+            <w:tcW w:type="dxa" w:w="4968"/>
             <w:tcMar>
               <w:top w:w="100" w:type="dxa"/>
               <w:start w:w="120" w:type="dxa"/>
@@ -3794,24 +3450,7 @@
           </w:tcPr>
           <w:p>
             <w:r>
-              <w:t>You help put the activity supplies away.</w:t>
-            </w:r>
-          </w:p>
-        </w:tc>
-        <w:tc>
-          <w:tcPr>
-            <w:tcW w:type="dxa" w:w="3312"/>
-            <w:tcMar>
-              <w:top w:w="100" w:type="dxa"/>
-              <w:start w:w="120" w:type="dxa"/>
-              <w:bottom w:w="100" w:type="dxa"/>
-              <w:end w:w="120" w:type="dxa"/>
-            </w:tcMar>
-            <w:vAlign w:val="top"/>
-          </w:tcPr>
-          <w:p>
-            <w:r>
-              <w:t>**SERVE**</w:t>
+              <w:t>SERVE</w:t>
             </w:r>
           </w:p>
         </w:tc>
@@ -3819,7 +3458,7 @@
       <w:tr>
         <w:tc>
           <w:tcPr>
-            <w:tcW w:type="dxa" w:w="3312"/>
+            <w:tcW w:type="dxa" w:w="4968"/>
             <w:tcMar>
               <w:top w:w="100" w:type="dxa"/>
               <w:start w:w="120" w:type="dxa"/>
@@ -3837,7 +3476,7 @@
         </w:tc>
         <w:tc>
           <w:tcPr>
-            <w:tcW w:type="dxa" w:w="3312"/>
+            <w:tcW w:type="dxa" w:w="4968"/>
             <w:tcMar>
               <w:top w:w="100" w:type="dxa"/>
               <w:start w:w="120" w:type="dxa"/>
@@ -3849,25 +3488,7 @@
           </w:tcPr>
           <w:p>
             <w:r>
-              <w:t>You ask before touching a friend's toy.</w:t>
-            </w:r>
-          </w:p>
-        </w:tc>
-        <w:tc>
-          <w:tcPr>
-            <w:tcW w:type="dxa" w:w="3312"/>
-            <w:tcMar>
-              <w:top w:w="100" w:type="dxa"/>
-              <w:start w:w="120" w:type="dxa"/>
-              <w:bottom w:w="100" w:type="dxa"/>
-              <w:end w:w="120" w:type="dxa"/>
-            </w:tcMar>
-            <w:shd w:fill="FFF8E8"/>
-            <w:vAlign w:val="top"/>
-          </w:tcPr>
-          <w:p>
-            <w:r>
-              <w:t>**RESPECT**</w:t>
+              <w:t>RESPECT</w:t>
             </w:r>
           </w:p>
         </w:tc>
@@ -3875,7 +3496,7 @@
       <w:tr>
         <w:tc>
           <w:tcPr>
-            <w:tcW w:type="dxa" w:w="3312"/>
+            <w:tcW w:type="dxa" w:w="4968"/>
             <w:tcMar>
               <w:top w:w="100" w:type="dxa"/>
               <w:start w:w="120" w:type="dxa"/>
@@ -3892,7 +3513,7 @@
         </w:tc>
         <w:tc>
           <w:tcPr>
-            <w:tcW w:type="dxa" w:w="3312"/>
+            <w:tcW w:type="dxa" w:w="4968"/>
             <w:tcMar>
               <w:top w:w="100" w:type="dxa"/>
               <w:start w:w="120" w:type="dxa"/>
@@ -3903,24 +3524,7 @@
           </w:tcPr>
           <w:p>
             <w:r>
-              <w:t>You sit quietly while another child answers.</w:t>
-            </w:r>
-          </w:p>
-        </w:tc>
-        <w:tc>
-          <w:tcPr>
-            <w:tcW w:type="dxa" w:w="3312"/>
-            <w:tcMar>
-              <w:top w:w="100" w:type="dxa"/>
-              <w:start w:w="120" w:type="dxa"/>
-              <w:bottom w:w="100" w:type="dxa"/>
-              <w:end w:w="120" w:type="dxa"/>
-            </w:tcMar>
-            <w:vAlign w:val="top"/>
-          </w:tcPr>
-          <w:p>
-            <w:r>
-              <w:t>**RESPECT**</w:t>
+              <w:t>RESPECT</w:t>
             </w:r>
           </w:p>
         </w:tc>
@@ -3928,7 +3532,7 @@
       <w:tr>
         <w:tc>
           <w:tcPr>
-            <w:tcW w:type="dxa" w:w="3312"/>
+            <w:tcW w:type="dxa" w:w="4968"/>
             <w:tcMar>
               <w:top w:w="100" w:type="dxa"/>
               <w:start w:w="120" w:type="dxa"/>
@@ -3946,7 +3550,7 @@
         </w:tc>
         <w:tc>
           <w:tcPr>
-            <w:tcW w:type="dxa" w:w="3312"/>
+            <w:tcW w:type="dxa" w:w="4968"/>
             <w:tcMar>
               <w:top w:w="100" w:type="dxa"/>
               <w:start w:w="120" w:type="dxa"/>
@@ -3958,25 +3562,7 @@
           </w:tcPr>
           <w:p>
             <w:r>
-              <w:t>You help bring scripture to the family reading place.</w:t>
-            </w:r>
-          </w:p>
-        </w:tc>
-        <w:tc>
-          <w:tcPr>
-            <w:tcW w:type="dxa" w:w="3312"/>
-            <w:tcMar>
-              <w:top w:w="100" w:type="dxa"/>
-              <w:start w:w="120" w:type="dxa"/>
-              <w:bottom w:w="100" w:type="dxa"/>
-              <w:end w:w="120" w:type="dxa"/>
-            </w:tcMar>
-            <w:shd w:fill="FFF8E8"/>
-            <w:vAlign w:val="top"/>
-          </w:tcPr>
-          <w:p>
-            <w:r>
-              <w:t>**SERVE**</w:t>
+              <w:t>SERVE</w:t>
             </w:r>
           </w:p>
         </w:tc>
@@ -3984,7 +3570,7 @@
       <w:tr>
         <w:tc>
           <w:tcPr>
-            <w:tcW w:type="dxa" w:w="3312"/>
+            <w:tcW w:type="dxa" w:w="4968"/>
             <w:tcMar>
               <w:top w:w="100" w:type="dxa"/>
               <w:start w:w="120" w:type="dxa"/>
@@ -4001,7 +3587,7 @@
         </w:tc>
         <w:tc>
           <w:tcPr>
-            <w:tcW w:type="dxa" w:w="3312"/>
+            <w:tcW w:type="dxa" w:w="4968"/>
             <w:tcMar>
               <w:top w:w="100" w:type="dxa"/>
               <w:start w:w="120" w:type="dxa"/>
@@ -4012,24 +3598,7 @@
           </w:tcPr>
           <w:p>
             <w:r>
-              <w:t>You repeat the memory line with the teacher.</w:t>
-            </w:r>
-          </w:p>
-        </w:tc>
-        <w:tc>
-          <w:tcPr>
-            <w:tcW w:type="dxa" w:w="3312"/>
-            <w:tcMar>
-              <w:top w:w="100" w:type="dxa"/>
-              <w:start w:w="120" w:type="dxa"/>
-              <w:bottom w:w="100" w:type="dxa"/>
-              <w:end w:w="120" w:type="dxa"/>
-            </w:tcMar>
-            <w:vAlign w:val="top"/>
-          </w:tcPr>
-          <w:p>
-            <w:r>
-              <w:t>**HEAR**</w:t>
+              <w:t>HEAR</w:t>
             </w:r>
           </w:p>
         </w:tc>
@@ -4037,7 +3606,7 @@
       <w:tr>
         <w:tc>
           <w:tcPr>
-            <w:tcW w:type="dxa" w:w="3312"/>
+            <w:tcW w:type="dxa" w:w="4968"/>
             <w:tcMar>
               <w:top w:w="100" w:type="dxa"/>
               <w:start w:w="120" w:type="dxa"/>
@@ -4055,7 +3624,7 @@
         </w:tc>
         <w:tc>
           <w:tcPr>
-            <w:tcW w:type="dxa" w:w="3312"/>
+            <w:tcW w:type="dxa" w:w="4968"/>
             <w:tcMar>
               <w:top w:w="100" w:type="dxa"/>
               <w:start w:w="120" w:type="dxa"/>
@@ -4067,25 +3636,7 @@
           </w:tcPr>
           <w:p>
             <w:r>
-              <w:t>You join the mahā-mantra softly.</w:t>
-            </w:r>
-          </w:p>
-        </w:tc>
-        <w:tc>
-          <w:tcPr>
-            <w:tcW w:type="dxa" w:w="3312"/>
-            <w:tcMar>
-              <w:top w:w="100" w:type="dxa"/>
-              <w:start w:w="120" w:type="dxa"/>
-              <w:bottom w:w="100" w:type="dxa"/>
-              <w:end w:w="120" w:type="dxa"/>
-            </w:tcMar>
-            <w:shd w:fill="FFF8E8"/>
-            <w:vAlign w:val="top"/>
-          </w:tcPr>
-          <w:p>
-            <w:r>
-              <w:t>**CHANT**</w:t>
+              <w:t>CHANT</w:t>
             </w:r>
           </w:p>
         </w:tc>
@@ -4093,7 +3644,7 @@
       <w:tr>
         <w:tc>
           <w:tcPr>
-            <w:tcW w:type="dxa" w:w="3312"/>
+            <w:tcW w:type="dxa" w:w="4968"/>
             <w:tcMar>
               <w:top w:w="100" w:type="dxa"/>
               <w:start w:w="120" w:type="dxa"/>
@@ -4110,7 +3661,7 @@
         </w:tc>
         <w:tc>
           <w:tcPr>
-            <w:tcW w:type="dxa" w:w="3312"/>
+            <w:tcW w:type="dxa" w:w="4968"/>
             <w:tcMar>
               <w:top w:w="100" w:type="dxa"/>
               <w:start w:w="120" w:type="dxa"/>
@@ -4121,24 +3672,7 @@
           </w:tcPr>
           <w:p>
             <w:r>
-              <w:t>You help a younger child find crayons.</w:t>
-            </w:r>
-          </w:p>
-        </w:tc>
-        <w:tc>
-          <w:tcPr>
-            <w:tcW w:type="dxa" w:w="3312"/>
-            <w:tcMar>
-              <w:top w:w="100" w:type="dxa"/>
-              <w:start w:w="120" w:type="dxa"/>
-              <w:bottom w:w="100" w:type="dxa"/>
-              <w:end w:w="120" w:type="dxa"/>
-            </w:tcMar>
-            <w:vAlign w:val="top"/>
-          </w:tcPr>
-          <w:p>
-            <w:r>
-              <w:t>**SERVE**</w:t>
+              <w:t>SERVE</w:t>
             </w:r>
           </w:p>
         </w:tc>
@@ -4146,7 +3680,7 @@
       <w:tr>
         <w:tc>
           <w:tcPr>
-            <w:tcW w:type="dxa" w:w="3312"/>
+            <w:tcW w:type="dxa" w:w="4968"/>
             <w:tcMar>
               <w:top w:w="100" w:type="dxa"/>
               <w:start w:w="120" w:type="dxa"/>
@@ -4164,7 +3698,7 @@
         </w:tc>
         <w:tc>
           <w:tcPr>
-            <w:tcW w:type="dxa" w:w="3312"/>
+            <w:tcW w:type="dxa" w:w="4968"/>
             <w:tcMar>
               <w:top w:w="100" w:type="dxa"/>
               <w:start w:w="120" w:type="dxa"/>
@@ -4176,25 +3710,7 @@
           </w:tcPr>
           <w:p>
             <w:r>
-              <w:t>You keep feet on the floor in the host home.</w:t>
-            </w:r>
-          </w:p>
-        </w:tc>
-        <w:tc>
-          <w:tcPr>
-            <w:tcW w:type="dxa" w:w="3312"/>
-            <w:tcMar>
-              <w:top w:w="100" w:type="dxa"/>
-              <w:start w:w="120" w:type="dxa"/>
-              <w:bottom w:w="100" w:type="dxa"/>
-              <w:end w:w="120" w:type="dxa"/>
-            </w:tcMar>
-            <w:shd w:fill="FFF8E8"/>
-            <w:vAlign w:val="top"/>
-          </w:tcPr>
-          <w:p>
-            <w:r>
-              <w:t>**RESPECT**</w:t>
+              <w:t>RESPECT</w:t>
             </w:r>
           </w:p>
         </w:tc>
@@ -4202,7 +3718,7 @@
       <w:tr>
         <w:tc>
           <w:tcPr>
-            <w:tcW w:type="dxa" w:w="3312"/>
+            <w:tcW w:type="dxa" w:w="4968"/>
             <w:tcMar>
               <w:top w:w="100" w:type="dxa"/>
               <w:start w:w="120" w:type="dxa"/>
@@ -4219,7 +3735,7 @@
         </w:tc>
         <w:tc>
           <w:tcPr>
-            <w:tcW w:type="dxa" w:w="3312"/>
+            <w:tcW w:type="dxa" w:w="4968"/>
             <w:tcMar>
               <w:top w:w="100" w:type="dxa"/>
               <w:start w:w="120" w:type="dxa"/>
@@ -4230,24 +3746,7 @@
           </w:tcPr>
           <w:p>
             <w:r>
-              <w:t>You listen when a parent reads one verse.</w:t>
-            </w:r>
-          </w:p>
-        </w:tc>
-        <w:tc>
-          <w:tcPr>
-            <w:tcW w:type="dxa" w:w="3312"/>
-            <w:tcMar>
-              <w:top w:w="100" w:type="dxa"/>
-              <w:start w:w="120" w:type="dxa"/>
-              <w:bottom w:w="100" w:type="dxa"/>
-              <w:end w:w="120" w:type="dxa"/>
-            </w:tcMar>
-            <w:vAlign w:val="top"/>
-          </w:tcPr>
-          <w:p>
-            <w:r>
-              <w:t>**HEAR**</w:t>
+              <w:t>HEAR</w:t>
             </w:r>
           </w:p>
         </w:tc>
@@ -4255,7 +3754,7 @@
       <w:tr>
         <w:tc>
           <w:tcPr>
-            <w:tcW w:type="dxa" w:w="3312"/>
+            <w:tcW w:type="dxa" w:w="4968"/>
             <w:tcMar>
               <w:top w:w="100" w:type="dxa"/>
               <w:start w:w="120" w:type="dxa"/>
@@ -4273,7 +3772,7 @@
         </w:tc>
         <w:tc>
           <w:tcPr>
-            <w:tcW w:type="dxa" w:w="3312"/>
+            <w:tcW w:type="dxa" w:w="4968"/>
             <w:tcMar>
               <w:top w:w="100" w:type="dxa"/>
               <w:start w:w="120" w:type="dxa"/>
@@ -4285,25 +3784,7 @@
           </w:tcPr>
           <w:p>
             <w:r>
-              <w:t>Your family chants three mahā-mantras at home.</w:t>
-            </w:r>
-          </w:p>
-        </w:tc>
-        <w:tc>
-          <w:tcPr>
-            <w:tcW w:type="dxa" w:w="3312"/>
-            <w:tcMar>
-              <w:top w:w="100" w:type="dxa"/>
-              <w:start w:w="120" w:type="dxa"/>
-              <w:bottom w:w="100" w:type="dxa"/>
-              <w:end w:w="120" w:type="dxa"/>
-            </w:tcMar>
-            <w:shd w:fill="FFF8E8"/>
-            <w:vAlign w:val="top"/>
-          </w:tcPr>
-          <w:p>
-            <w:r>
-              <w:t>**CHANT**</w:t>
+              <w:t>CHANT</w:t>
             </w:r>
           </w:p>
         </w:tc>
@@ -4316,21 +3797,72 @@
     </w:p>
     <w:p>
       <w:r>
-        <w:rPr>
-          <w:b/>
-        </w:rPr>
-        <w:t>Teacher note:</w:t>
+        <w:br w:type="page"/>
       </w:r>
+    </w:p>
+    <w:p>
+      <w:pPr>
+        <w:pStyle w:val="Heading1"/>
+      </w:pPr>
       <w:r>
-        <w:t xml:space="preserve"> If a child chooses a reasonable second corner, affirm the thinking, then gently guide to the best match. No ranking. No shame.</w:t>
+        <w:t>Y03 — Bhakti Garden</w:t>
+      </w:r>
+    </w:p>
+    <w:p>
+      <w:pPr>
+        <w:jc w:val="center"/>
+      </w:pPr>
+      <w:r>
+        <w:t>Color the petals. Memory phrase is in the flower center.</w:t>
+      </w:r>
+    </w:p>
+    <w:p>
+      <w:pPr>
+        <w:jc w:val="center"/>
+      </w:pPr>
+      <w:r>
+        <w:drawing>
+          <wp:inline xmlns:a="http://schemas.openxmlformats.org/drawingml/2006/main" xmlns:pic="http://schemas.openxmlformats.org/drawingml/2006/picture">
+            <wp:extent cx="5943600" cy="4953000"/>
+            <wp:docPr id="5" name="Picture 5"/>
+            <wp:cNvGraphicFramePr>
+              <a:graphicFrameLocks noChangeAspect="1"/>
+            </wp:cNvGraphicFramePr>
+            <a:graphic>
+              <a:graphicData uri="http://schemas.openxmlformats.org/drawingml/2006/picture">
+                <pic:pic>
+                  <pic:nvPicPr>
+                    <pic:cNvPr id="0" name="flower-bhakti-garden.png"/>
+                    <pic:cNvPicPr/>
+                  </pic:nvPicPr>
+                  <pic:blipFill>
+                    <a:blip r:embed="rId15"/>
+                    <a:stretch>
+                      <a:fillRect/>
+                    </a:stretch>
+                  </pic:blipFill>
+                  <pic:spPr>
+                    <a:xfrm>
+                      <a:off x="0" y="0"/>
+                      <a:ext cx="5943600" cy="4953000"/>
+                    </a:xfrm>
+                    <a:prstGeom prst="rect"/>
+                  </pic:spPr>
+                </pic:pic>
+              </a:graphicData>
+            </a:graphic>
+          </wp:inline>
+        </w:drawing>
       </w:r>
     </w:p>
     <w:p>
       <w:r>
-        <w:rPr>
-          <w:b/>
-        </w:rPr>
-        <w:t>KUTUMBA · Families Growing in Kṛṣṇa Consciousness · C1-W1 · Y02 Answer Key · p. 4</w:t>
+        <w:t>This week our family will grow: __________________________________________</w:t>
+      </w:r>
+    </w:p>
+    <w:p>
+      <w:r>
+        <w:t>☐ We will try our tiny home practice at least once.</w:t>
       </w:r>
     </w:p>
     <w:p>
@@ -4343,66 +3875,701 @@
         <w:pStyle w:val="Heading1"/>
       </w:pPr>
       <w:r>
-        <w:t>C1-W1 · Y03 · Bhakti Garden Craft</w:t>
+        <w:t>Y04 — Memory Badge and Bookmark</w:t>
       </w:r>
     </w:p>
     <w:p>
       <w:pPr>
-        <w:pStyle w:val="KUTUMBARights"/>
+        <w:jc w:val="center"/>
       </w:pPr>
       <w:r>
-        <w:t>Canonical source: 11-weekly-program-library/first-six-months/c1-w1-what-is-kutumba-and-why-are-we-here/activities/v12_2-younger/Y03-BHAKTI-GARDEN-CRAFT.md  •  SHA-256: bbfe4615c75881d97fd2e59b1361519974cede71cbf9b1a2ace4a81518942210</w:t>
+        <w:t>Cut around the two outlines. Text is printed inside each shape.</w:t>
+      </w:r>
+    </w:p>
+    <w:tbl>
+      <w:tblPr>
+        <w:tblW w:type="auto" w:w="0"/>
+        <w:tblLook w:firstColumn="1" w:firstRow="1" w:lastColumn="0" w:lastRow="0" w:noHBand="0" w:noVBand="1" w:val="04A0"/>
+        <w:tblBorders>
+          <w:top w:val="single" w:sz="8" w:color="E59B24"/>
+          <w:left w:val="single" w:sz="8" w:color="E59B24"/>
+          <w:bottom w:val="single" w:sz="8" w:color="E59B24"/>
+          <w:right w:val="single" w:sz="8" w:color="E59B24"/>
+          <w:insideH w:val="single" w:sz="8" w:color="E59B24"/>
+          <w:insideV w:val="single" w:sz="8" w:color="E59B24"/>
+        </w:tblBorders>
+      </w:tblPr>
+      <w:tblGrid>
+        <w:gridCol w:w="4968"/>
+        <w:gridCol w:w="4968"/>
+      </w:tblGrid>
+      <w:tr>
+        <w:tc>
+          <w:tcPr>
+            <w:tcW w:type="dxa" w:w="4968"/>
+          </w:tcPr>
+          <w:p>
+            <w:pPr>
+              <w:jc w:val="center"/>
+            </w:pPr>
+            <w:r>
+              <w:drawing>
+                <wp:inline xmlns:a="http://schemas.openxmlformats.org/drawingml/2006/main" xmlns:pic="http://schemas.openxmlformats.org/drawingml/2006/picture">
+                  <wp:extent cx="2743200" cy="2743200"/>
+                  <wp:docPr id="6" name="Picture 6"/>
+                  <wp:cNvGraphicFramePr>
+                    <a:graphicFrameLocks noChangeAspect="1"/>
+                  </wp:cNvGraphicFramePr>
+                  <a:graphic>
+                    <a:graphicData uri="http://schemas.openxmlformats.org/drawingml/2006/picture">
+                      <pic:pic>
+                        <pic:nvPicPr>
+                          <pic:cNvPr id="0" name="badge-outline.png"/>
+                          <pic:cNvPicPr/>
+                        </pic:nvPicPr>
+                        <pic:blipFill>
+                          <a:blip r:embed="rId16"/>
+                          <a:stretch>
+                            <a:fillRect/>
+                          </a:stretch>
+                        </pic:blipFill>
+                        <pic:spPr>
+                          <a:xfrm>
+                            <a:off x="0" y="0"/>
+                            <a:ext cx="2743200" cy="2743200"/>
+                          </a:xfrm>
+                          <a:prstGeom prst="rect"/>
+                        </pic:spPr>
+                      </pic:pic>
+                    </a:graphicData>
+                  </a:graphic>
+                </wp:inline>
+              </w:drawing>
+            </w:r>
+          </w:p>
+        </w:tc>
+        <w:tc>
+          <w:tcPr>
+            <w:tcW w:type="dxa" w:w="4968"/>
+          </w:tcPr>
+          <w:p>
+            <w:pPr>
+              <w:jc w:val="center"/>
+            </w:pPr>
+            <w:r>
+              <w:drawing>
+                <wp:inline xmlns:a="http://schemas.openxmlformats.org/drawingml/2006/main" xmlns:pic="http://schemas.openxmlformats.org/drawingml/2006/picture">
+                  <wp:extent cx="1778000" cy="4572000"/>
+                  <wp:docPr id="7" name="Picture 7"/>
+                  <wp:cNvGraphicFramePr>
+                    <a:graphicFrameLocks noChangeAspect="1"/>
+                  </wp:cNvGraphicFramePr>
+                  <a:graphic>
+                    <a:graphicData uri="http://schemas.openxmlformats.org/drawingml/2006/picture">
+                      <pic:pic>
+                        <pic:nvPicPr>
+                          <pic:cNvPr id="0" name="bookmark-strip.png"/>
+                          <pic:cNvPicPr/>
+                        </pic:nvPicPr>
+                        <pic:blipFill>
+                          <a:blip r:embed="rId17"/>
+                          <a:stretch>
+                            <a:fillRect/>
+                          </a:stretch>
+                        </pic:blipFill>
+                        <pic:spPr>
+                          <a:xfrm>
+                            <a:off x="0" y="0"/>
+                            <a:ext cx="1778000" cy="4572000"/>
+                          </a:xfrm>
+                          <a:prstGeom prst="rect"/>
+                        </pic:spPr>
+                      </pic:pic>
+                    </a:graphicData>
+                  </a:graphic>
+                </wp:inline>
+              </w:drawing>
+            </w:r>
+          </w:p>
+        </w:tc>
+      </w:tr>
+    </w:tbl>
+    <w:tbl>
+      <w:tblPr>
+        <w:tblW w:type="auto" w:w="0"/>
+        <w:tblLook w:firstColumn="1" w:firstRow="1" w:lastColumn="0" w:lastRow="0" w:noHBand="0" w:noVBand="1" w:val="04A0"/>
+      </w:tblPr>
+      <w:tblGrid>
+        <w:gridCol w:w="2484"/>
+        <w:gridCol w:w="2484"/>
+        <w:gridCol w:w="2484"/>
+        <w:gridCol w:w="2484"/>
+      </w:tblGrid>
+      <w:tr>
+        <w:tc>
+          <w:tcPr>
+            <w:tcW w:type="dxa" w:w="2484"/>
+          </w:tcPr>
+          <w:p>
+            <w:pPr>
+              <w:jc w:val="center"/>
+            </w:pPr>
+            <w:r>
+              <w:drawing>
+                <wp:inline xmlns:a="http://schemas.openxmlformats.org/drawingml/2006/main" xmlns:pic="http://schemas.openxmlformats.org/drawingml/2006/picture">
+                  <wp:extent cx="1005840" cy="1005840"/>
+                  <wp:docPr id="8" name="Picture 8"/>
+                  <wp:cNvGraphicFramePr>
+                    <a:graphicFrameLocks noChangeAspect="1"/>
+                  </wp:cNvGraphicFramePr>
+                  <a:graphic>
+                    <a:graphicData uri="http://schemas.openxmlformats.org/drawingml/2006/picture">
+                      <pic:pic>
+                        <pic:nvPicPr>
+                          <pic:cNvPr id="0" name="icon-hear.png"/>
+                          <pic:cNvPicPr/>
+                        </pic:nvPicPr>
+                        <pic:blipFill>
+                          <a:blip r:embed="rId11"/>
+                          <a:stretch>
+                            <a:fillRect/>
+                          </a:stretch>
+                        </pic:blipFill>
+                        <pic:spPr>
+                          <a:xfrm>
+                            <a:off x="0" y="0"/>
+                            <a:ext cx="1005840" cy="1005840"/>
+                          </a:xfrm>
+                          <a:prstGeom prst="rect"/>
+                        </pic:spPr>
+                      </pic:pic>
+                    </a:graphicData>
+                  </a:graphic>
+                </wp:inline>
+              </w:drawing>
+            </w:r>
+          </w:p>
+        </w:tc>
+        <w:tc>
+          <w:tcPr>
+            <w:tcW w:type="dxa" w:w="2484"/>
+          </w:tcPr>
+          <w:p>
+            <w:pPr>
+              <w:jc w:val="center"/>
+            </w:pPr>
+            <w:r>
+              <w:drawing>
+                <wp:inline xmlns:a="http://schemas.openxmlformats.org/drawingml/2006/main" xmlns:pic="http://schemas.openxmlformats.org/drawingml/2006/picture">
+                  <wp:extent cx="1005840" cy="1005840"/>
+                  <wp:docPr id="9" name="Picture 9"/>
+                  <wp:cNvGraphicFramePr>
+                    <a:graphicFrameLocks noChangeAspect="1"/>
+                  </wp:cNvGraphicFramePr>
+                  <a:graphic>
+                    <a:graphicData uri="http://schemas.openxmlformats.org/drawingml/2006/picture">
+                      <pic:pic>
+                        <pic:nvPicPr>
+                          <pic:cNvPr id="0" name="icon-chant.png"/>
+                          <pic:cNvPicPr/>
+                        </pic:nvPicPr>
+                        <pic:blipFill>
+                          <a:blip r:embed="rId12"/>
+                          <a:stretch>
+                            <a:fillRect/>
+                          </a:stretch>
+                        </pic:blipFill>
+                        <pic:spPr>
+                          <a:xfrm>
+                            <a:off x="0" y="0"/>
+                            <a:ext cx="1005840" cy="1005840"/>
+                          </a:xfrm>
+                          <a:prstGeom prst="rect"/>
+                        </pic:spPr>
+                      </pic:pic>
+                    </a:graphicData>
+                  </a:graphic>
+                </wp:inline>
+              </w:drawing>
+            </w:r>
+          </w:p>
+        </w:tc>
+        <w:tc>
+          <w:tcPr>
+            <w:tcW w:type="dxa" w:w="2484"/>
+          </w:tcPr>
+          <w:p>
+            <w:pPr>
+              <w:jc w:val="center"/>
+            </w:pPr>
+            <w:r>
+              <w:drawing>
+                <wp:inline xmlns:a="http://schemas.openxmlformats.org/drawingml/2006/main" xmlns:pic="http://schemas.openxmlformats.org/drawingml/2006/picture">
+                  <wp:extent cx="1005840" cy="1005840"/>
+                  <wp:docPr id="10" name="Picture 10"/>
+                  <wp:cNvGraphicFramePr>
+                    <a:graphicFrameLocks noChangeAspect="1"/>
+                  </wp:cNvGraphicFramePr>
+                  <a:graphic>
+                    <a:graphicData uri="http://schemas.openxmlformats.org/drawingml/2006/picture">
+                      <pic:pic>
+                        <pic:nvPicPr>
+                          <pic:cNvPr id="0" name="icon-serve.png"/>
+                          <pic:cNvPicPr/>
+                        </pic:nvPicPr>
+                        <pic:blipFill>
+                          <a:blip r:embed="rId13"/>
+                          <a:stretch>
+                            <a:fillRect/>
+                          </a:stretch>
+                        </pic:blipFill>
+                        <pic:spPr>
+                          <a:xfrm>
+                            <a:off x="0" y="0"/>
+                            <a:ext cx="1005840" cy="1005840"/>
+                          </a:xfrm>
+                          <a:prstGeom prst="rect"/>
+                        </pic:spPr>
+                      </pic:pic>
+                    </a:graphicData>
+                  </a:graphic>
+                </wp:inline>
+              </w:drawing>
+            </w:r>
+          </w:p>
+        </w:tc>
+        <w:tc>
+          <w:tcPr>
+            <w:tcW w:type="dxa" w:w="2484"/>
+          </w:tcPr>
+          <w:p>
+            <w:pPr>
+              <w:jc w:val="center"/>
+            </w:pPr>
+            <w:r>
+              <w:drawing>
+                <wp:inline xmlns:a="http://schemas.openxmlformats.org/drawingml/2006/main" xmlns:pic="http://schemas.openxmlformats.org/drawingml/2006/picture">
+                  <wp:extent cx="1005840" cy="1005840"/>
+                  <wp:docPr id="11" name="Picture 11"/>
+                  <wp:cNvGraphicFramePr>
+                    <a:graphicFrameLocks noChangeAspect="1"/>
+                  </wp:cNvGraphicFramePr>
+                  <a:graphic>
+                    <a:graphicData uri="http://schemas.openxmlformats.org/drawingml/2006/picture">
+                      <pic:pic>
+                        <pic:nvPicPr>
+                          <pic:cNvPr id="0" name="icon-respect.png"/>
+                          <pic:cNvPicPr/>
+                        </pic:nvPicPr>
+                        <pic:blipFill>
+                          <a:blip r:embed="rId14"/>
+                          <a:stretch>
+                            <a:fillRect/>
+                          </a:stretch>
+                        </pic:blipFill>
+                        <pic:spPr>
+                          <a:xfrm>
+                            <a:off x="0" y="0"/>
+                            <a:ext cx="1005840" cy="1005840"/>
+                          </a:xfrm>
+                          <a:prstGeom prst="rect"/>
+                        </pic:spPr>
+                      </pic:pic>
+                    </a:graphicData>
+                  </a:graphic>
+                </wp:inline>
+              </w:drawing>
+            </w:r>
+          </w:p>
+        </w:tc>
+      </w:tr>
+    </w:tbl>
+    <w:p>
+      <w:r>
+        <w:br w:type="page"/>
       </w:r>
     </w:p>
     <w:p>
+      <w:pPr>
+        <w:pStyle w:val="Heading1"/>
+      </w:pPr>
+      <w:r>
+        <w:t>Y05 — House-Rule Picture Sort</w:t>
+      </w:r>
+    </w:p>
+    <w:p>
+      <w:pPr>
+        <w:jc w:val="center"/>
+      </w:pPr>
+      <w:r>
+        <w:t>Sort each card onto SAFE or NEEDS RESET. Use calm, no-shame language.</w:t>
+      </w:r>
+    </w:p>
+    <w:tbl>
+      <w:tblPr>
+        <w:tblW w:type="auto" w:w="0"/>
+        <w:tblLook w:firstColumn="1" w:firstRow="1" w:lastColumn="0" w:lastRow="0" w:noHBand="0" w:noVBand="1" w:val="04A0"/>
+      </w:tblPr>
+      <w:tblGrid>
+        <w:gridCol w:w="4968"/>
+        <w:gridCol w:w="4968"/>
+      </w:tblGrid>
+      <w:tr>
+        <w:tc>
+          <w:tcPr>
+            <w:tcW w:type="dxa" w:w="4968"/>
+          </w:tcPr>
+          <w:p>
+            <w:pPr>
+              <w:jc w:val="center"/>
+            </w:pPr>
+            <w:r>
+              <w:drawing>
+                <wp:inline xmlns:a="http://schemas.openxmlformats.org/drawingml/2006/main" xmlns:pic="http://schemas.openxmlformats.org/drawingml/2006/picture">
+                  <wp:extent cx="2834640" cy="1417320"/>
+                  <wp:docPr id="12" name="Picture 12"/>
+                  <wp:cNvGraphicFramePr>
+                    <a:graphicFrameLocks noChangeAspect="1"/>
+                  </wp:cNvGraphicFramePr>
+                  <a:graphic>
+                    <a:graphicData uri="http://schemas.openxmlformats.org/drawingml/2006/picture">
+                      <pic:pic>
+                        <pic:nvPicPr>
+                          <pic:cNvPr id="0" name="mat-safe.png"/>
+                          <pic:cNvPicPr/>
+                        </pic:nvPicPr>
+                        <pic:blipFill>
+                          <a:blip r:embed="rId18"/>
+                          <a:stretch>
+                            <a:fillRect/>
+                          </a:stretch>
+                        </pic:blipFill>
+                        <pic:spPr>
+                          <a:xfrm>
+                            <a:off x="0" y="0"/>
+                            <a:ext cx="2834640" cy="1417320"/>
+                          </a:xfrm>
+                          <a:prstGeom prst="rect"/>
+                        </pic:spPr>
+                      </pic:pic>
+                    </a:graphicData>
+                  </a:graphic>
+                </wp:inline>
+              </w:drawing>
+            </w:r>
+          </w:p>
+        </w:tc>
+        <w:tc>
+          <w:tcPr>
+            <w:tcW w:type="dxa" w:w="4968"/>
+          </w:tcPr>
+          <w:p>
+            <w:pPr>
+              <w:jc w:val="center"/>
+            </w:pPr>
+            <w:r>
+              <w:drawing>
+                <wp:inline xmlns:a="http://schemas.openxmlformats.org/drawingml/2006/main" xmlns:pic="http://schemas.openxmlformats.org/drawingml/2006/picture">
+                  <wp:extent cx="2834640" cy="1417320"/>
+                  <wp:docPr id="13" name="Picture 13"/>
+                  <wp:cNvGraphicFramePr>
+                    <a:graphicFrameLocks noChangeAspect="1"/>
+                  </wp:cNvGraphicFramePr>
+                  <a:graphic>
+                    <a:graphicData uri="http://schemas.openxmlformats.org/drawingml/2006/picture">
+                      <pic:pic>
+                        <pic:nvPicPr>
+                          <pic:cNvPr id="0" name="mat-reset.png"/>
+                          <pic:cNvPicPr/>
+                        </pic:nvPicPr>
+                        <pic:blipFill>
+                          <a:blip r:embed="rId19"/>
+                          <a:stretch>
+                            <a:fillRect/>
+                          </a:stretch>
+                        </pic:blipFill>
+                        <pic:spPr>
+                          <a:xfrm>
+                            <a:off x="0" y="0"/>
+                            <a:ext cx="2834640" cy="1417320"/>
+                          </a:xfrm>
+                          <a:prstGeom prst="rect"/>
+                        </pic:spPr>
+                      </pic:pic>
+                    </a:graphicData>
+                  </a:graphic>
+                </wp:inline>
+              </w:drawing>
+            </w:r>
+          </w:p>
+        </w:tc>
+      </w:tr>
+    </w:tbl>
+    <w:p>
+      <w:r>
+        <w:br w:type="page"/>
+      </w:r>
+    </w:p>
+    <w:tbl>
+      <w:tblPr>
+        <w:tblW w:type="auto" w:w="0"/>
+        <w:jc w:val="center"/>
+        <w:tblLayout w:type="fixed"/>
+        <w:tblLook w:firstColumn="1" w:firstRow="1" w:lastColumn="0" w:lastRow="0" w:noHBand="0" w:noVBand="1" w:val="04A0"/>
+        <w:tblBorders>
+          <w:top w:val="single" w:sz="9" w:color="4F7C78"/>
+          <w:left w:val="single" w:sz="9" w:color="4F7C78"/>
+          <w:bottom w:val="single" w:sz="9" w:color="4F7C78"/>
+          <w:right w:val="single" w:sz="9" w:color="4F7C78"/>
+          <w:insideH w:val="single" w:sz="9" w:color="4F7C78"/>
+          <w:insideV w:val="single" w:sz="9" w:color="4F7C78"/>
+        </w:tblBorders>
+      </w:tblPr>
+      <w:tblGrid>
+        <w:gridCol w:w="4968"/>
+        <w:gridCol w:w="4968"/>
+      </w:tblGrid>
+      <w:tr>
+        <w:tc>
+          <w:tcPr>
+            <w:tcW w:type="dxa" w:w="4752"/>
+            <w:vAlign w:val="center"/>
+          </w:tcPr>
+          <w:p>
+            <w:pPr>
+              <w:spacing w:before="280" w:after="280"/>
+              <w:jc w:val="center"/>
+            </w:pPr>
+            <w:r>
+              <w:rPr>
+                <w:b/>
+                <w:color w:val="5B1933"/>
+              </w:rPr>
+              <w:t>CARD 1</w:t>
+              <w:br/>
+            </w:r>
+            <w:r>
+              <w:rPr>
+                <w:sz w:val="26"/>
+              </w:rPr>
+              <w:t>Feet on the floor while listening.</w:t>
+            </w:r>
+          </w:p>
+        </w:tc>
+        <w:tc>
+          <w:tcPr>
+            <w:tcW w:type="dxa" w:w="4752"/>
+            <w:vAlign w:val="center"/>
+          </w:tcPr>
+          <w:p>
+            <w:pPr>
+              <w:spacing w:before="280" w:after="280"/>
+              <w:jc w:val="center"/>
+            </w:pPr>
+            <w:r>
+              <w:rPr>
+                <w:b/>
+                <w:color w:val="5B1933"/>
+              </w:rPr>
+              <w:t>CARD 2</w:t>
+              <w:br/>
+            </w:r>
+            <w:r>
+              <w:rPr>
+                <w:sz w:val="26"/>
+              </w:rPr>
+              <w:t>Jumping on the host couch.</w:t>
+            </w:r>
+          </w:p>
+        </w:tc>
+      </w:tr>
+      <w:tr>
+        <w:tc>
+          <w:tcPr>
+            <w:tcW w:type="dxa" w:w="4752"/>
+            <w:vAlign w:val="center"/>
+          </w:tcPr>
+          <w:p>
+            <w:pPr>
+              <w:spacing w:before="280" w:after="280"/>
+              <w:jc w:val="center"/>
+            </w:pPr>
+            <w:r>
+              <w:rPr>
+                <w:b/>
+                <w:color w:val="5B1933"/>
+              </w:rPr>
+              <w:t>CARD 3</w:t>
+              <w:br/>
+            </w:r>
+            <w:r>
+              <w:rPr>
+                <w:sz w:val="26"/>
+              </w:rPr>
+              <w:t>Asking before borrowing crayons.</w:t>
+            </w:r>
+          </w:p>
+        </w:tc>
+        <w:tc>
+          <w:tcPr>
+            <w:tcW w:type="dxa" w:w="4752"/>
+            <w:vAlign w:val="center"/>
+          </w:tcPr>
+          <w:p>
+            <w:pPr>
+              <w:spacing w:before="280" w:after="280"/>
+              <w:jc w:val="center"/>
+            </w:pPr>
+            <w:r>
+              <w:rPr>
+                <w:b/>
+                <w:color w:val="5B1933"/>
+              </w:rPr>
+              <w:t>CARD 4</w:t>
+              <w:br/>
+            </w:r>
+            <w:r>
+              <w:rPr>
+                <w:sz w:val="26"/>
+              </w:rPr>
+              <w:t>Throwing a block indoors.</w:t>
+            </w:r>
+          </w:p>
+        </w:tc>
+      </w:tr>
+      <w:tr>
+        <w:tc>
+          <w:tcPr>
+            <w:tcW w:type="dxa" w:w="4752"/>
+            <w:vAlign w:val="center"/>
+          </w:tcPr>
+          <w:p>
+            <w:pPr>
+              <w:spacing w:before="280" w:after="280"/>
+              <w:jc w:val="center"/>
+            </w:pPr>
+            <w:r>
+              <w:rPr>
+                <w:b/>
+                <w:color w:val="5B1933"/>
+              </w:rPr>
+              <w:t>CARD 5</w:t>
+              <w:br/>
+            </w:r>
+            <w:r>
+              <w:rPr>
+                <w:sz w:val="26"/>
+              </w:rPr>
+              <w:t>Helping clean crayons into the bin.</w:t>
+            </w:r>
+          </w:p>
+        </w:tc>
+        <w:tc>
+          <w:tcPr>
+            <w:tcW w:type="dxa" w:w="4752"/>
+            <w:vAlign w:val="center"/>
+          </w:tcPr>
+          <w:p>
+            <w:pPr>
+              <w:spacing w:before="280" w:after="280"/>
+              <w:jc w:val="center"/>
+            </w:pPr>
+            <w:r>
+              <w:rPr>
+                <w:b/>
+                <w:color w:val="5B1933"/>
+              </w:rPr>
+              <w:t>CARD 6</w:t>
+              <w:br/>
+            </w:r>
+            <w:r>
+              <w:rPr>
+                <w:sz w:val="26"/>
+              </w:rPr>
+              <w:t>Running into a private bedroom without asking.</w:t>
+            </w:r>
+          </w:p>
+        </w:tc>
+      </w:tr>
+      <w:tr>
+        <w:tc>
+          <w:tcPr>
+            <w:tcW w:type="dxa" w:w="4752"/>
+            <w:vAlign w:val="center"/>
+          </w:tcPr>
+          <w:p>
+            <w:pPr>
+              <w:spacing w:before="280" w:after="280"/>
+              <w:jc w:val="center"/>
+            </w:pPr>
+            <w:r>
+              <w:rPr>
+                <w:b/>
+                <w:color w:val="5B1933"/>
+              </w:rPr>
+              <w:t>CARD 7</w:t>
+              <w:br/>
+            </w:r>
+            <w:r>
+              <w:rPr>
+                <w:sz w:val="26"/>
+              </w:rPr>
+              <w:t>Using kind words while waiting for a turn.</w:t>
+            </w:r>
+          </w:p>
+        </w:tc>
+        <w:tc>
+          <w:tcPr>
+            <w:tcW w:type="dxa" w:w="4752"/>
+            <w:vAlign w:val="center"/>
+          </w:tcPr>
+          <w:p>
+            <w:pPr>
+              <w:spacing w:before="280" w:after="280"/>
+              <w:jc w:val="center"/>
+            </w:pPr>
+            <w:r>
+              <w:rPr>
+                <w:b/>
+                <w:color w:val="5B1933"/>
+              </w:rPr>
+              <w:t>CARD 8</w:t>
+              <w:br/>
+            </w:r>
+            <w:r>
+              <w:rPr>
+                <w:sz w:val="26"/>
+              </w:rPr>
+              <w:t>Teasing a friend about a wrong answer.</w:t>
+            </w:r>
+          </w:p>
+        </w:tc>
+      </w:tr>
+    </w:tbl>
+    <w:p>
+      <w:r>
+        <w:br w:type="page"/>
+      </w:r>
+    </w:p>
+    <w:p>
+      <w:pPr>
+        <w:jc w:val="center"/>
+      </w:pPr>
       <w:r>
         <w:rPr>
           <w:b/>
+          <w:color w:val="5B1933"/>
+          <w:sz w:val="60"/>
         </w:rPr>
-        <w:t>Print:</w:t>
-      </w:r>
-      <w:r>
-        <w:t xml:space="preserve"> US Letter · one page per child · crayons and stickers welcome </w:t>
-      </w:r>
-      <w:r>
-        <w:rPr>
-          <w:b/>
-        </w:rPr>
-        <w:t>Type note:</w:t>
-      </w:r>
-      <w:r>
-        <w:t xml:space="preserve"> Large print · big coloring areas for K–2</w:t>
+        <w:t>TEACHER-ONLY</w:t>
       </w:r>
     </w:p>
     <w:p>
       <w:pPr>
-        <w:pStyle w:val="KUTUMBAMeta"/>
-        <w:jc w:val="center"/>
+        <w:pStyle w:val="Heading1"/>
       </w:pPr>
       <w:r>
-        <w:t>◆  ◆  ◆</w:t>
-      </w:r>
-    </w:p>
-    <w:p>
-      <w:pPr>
-        <w:pStyle w:val="Heading2"/>
-      </w:pPr>
-      <w:r>
-        <w:t>Flower to color</w:t>
-      </w:r>
-    </w:p>
-    <w:p>
-      <w:r>
-        <w:t xml:space="preserve">Draw or color a large flower with </w:t>
-      </w:r>
-      <w:r>
-        <w:rPr>
-          <w:b/>
-        </w:rPr>
-        <w:t>four petals</w:t>
-      </w:r>
-      <w:r>
-        <w:t xml:space="preserve"> and a big center circle.</w:t>
+        <w:t>Y05 Answer Key</w:t>
       </w:r>
     </w:p>
     <w:tbl>
@@ -4422,9 +4589,8 @@
         </w:tblBorders>
       </w:tblPr>
       <w:tblGrid>
-        <w:gridCol w:w="3312"/>
-        <w:gridCol w:w="3312"/>
-        <w:gridCol w:w="3312"/>
+        <w:gridCol w:w="4968"/>
+        <w:gridCol w:w="4968"/>
       </w:tblGrid>
       <w:tr>
         <w:trPr>
@@ -4432,7 +4598,7 @@
         </w:trPr>
         <w:tc>
           <w:tcPr>
-            <w:tcW w:type="dxa" w:w="3312"/>
+            <w:tcW w:type="dxa" w:w="4968"/>
             <w:shd w:fill="5B1933"/>
             <w:tcMar>
               <w:top w:w="100" w:type="dxa"/>
@@ -4447,13 +4613,13 @@
                 <w:b/>
                 <w:color w:val="FFFFFF"/>
               </w:rPr>
-              <w:t>Petal</w:t>
+              <w:t>Item</w:t>
             </w:r>
           </w:p>
         </w:tc>
         <w:tc>
           <w:tcPr>
-            <w:tcW w:type="dxa" w:w="3312"/>
+            <w:tcW w:type="dxa" w:w="4968"/>
             <w:shd w:fill="5B1933"/>
             <w:tcMar>
               <w:top w:w="100" w:type="dxa"/>
@@ -4468,28 +4634,7 @@
                 <w:b/>
                 <w:color w:val="FFFFFF"/>
               </w:rPr>
-              <w:t>Label</w:t>
-            </w:r>
-          </w:p>
-        </w:tc>
-        <w:tc>
-          <w:tcPr>
-            <w:tcW w:type="dxa" w:w="3312"/>
-            <w:shd w:fill="5B1933"/>
-            <w:tcMar>
-              <w:top w:w="100" w:type="dxa"/>
-              <w:start w:w="120" w:type="dxa"/>
-              <w:bottom w:w="100" w:type="dxa"/>
-              <w:end w:w="120" w:type="dxa"/>
-            </w:tcMar>
-          </w:tcPr>
-          <w:p>
-            <w:r>
-              <w:rPr>
-                <w:b/>
-                <w:color w:val="FFFFFF"/>
-              </w:rPr>
-              <w:t>Child-friendly meaning</w:t>
+              <w:t>Best match / guidance</w:t>
             </w:r>
           </w:p>
         </w:tc>
@@ -4497,7 +4642,7 @@
       <w:tr>
         <w:tc>
           <w:tcPr>
-            <w:tcW w:type="dxa" w:w="3312"/>
+            <w:tcW w:type="dxa" w:w="4968"/>
             <w:tcMar>
               <w:top w:w="100" w:type="dxa"/>
               <w:start w:w="120" w:type="dxa"/>
@@ -4508,13 +4653,13 @@
           </w:tcPr>
           <w:p>
             <w:r>
-              <w:t>Top</w:t>
+              <w:t>SAFE</w:t>
             </w:r>
           </w:p>
         </w:tc>
         <w:tc>
           <w:tcPr>
-            <w:tcW w:type="dxa" w:w="3312"/>
+            <w:tcW w:type="dxa" w:w="4968"/>
             <w:tcMar>
               <w:top w:w="100" w:type="dxa"/>
               <w:start w:w="120" w:type="dxa"/>
@@ -4525,24 +4670,7 @@
           </w:tcPr>
           <w:p>
             <w:r>
-              <w:t>**HEAR**</w:t>
-            </w:r>
-          </w:p>
-        </w:tc>
-        <w:tc>
-          <w:tcPr>
-            <w:tcW w:type="dxa" w:w="3312"/>
-            <w:tcMar>
-              <w:top w:w="100" w:type="dxa"/>
-              <w:start w:w="120" w:type="dxa"/>
-              <w:bottom w:w="100" w:type="dxa"/>
-              <w:end w:w="120" w:type="dxa"/>
-            </w:tcMar>
-            <w:vAlign w:val="top"/>
-          </w:tcPr>
-          <w:p>
-            <w:r>
-              <w:t>We listen to Kṛṣṇa-kathā.</w:t>
+              <w:t>1, 3, 5, 7</w:t>
             </w:r>
           </w:p>
         </w:tc>
@@ -4550,7 +4678,7 @@
       <w:tr>
         <w:tc>
           <w:tcPr>
-            <w:tcW w:type="dxa" w:w="3312"/>
+            <w:tcW w:type="dxa" w:w="4968"/>
             <w:tcMar>
               <w:top w:w="100" w:type="dxa"/>
               <w:start w:w="120" w:type="dxa"/>
@@ -4562,13 +4690,13 @@
           </w:tcPr>
           <w:p>
             <w:r>
-              <w:t>Right</w:t>
+              <w:t>NEEDS RESET</w:t>
             </w:r>
           </w:p>
         </w:tc>
         <w:tc>
           <w:tcPr>
-            <w:tcW w:type="dxa" w:w="3312"/>
+            <w:tcW w:type="dxa" w:w="4968"/>
             <w:tcMar>
               <w:top w:w="100" w:type="dxa"/>
               <w:start w:w="120" w:type="dxa"/>
@@ -4580,134 +4708,7 @@
           </w:tcPr>
           <w:p>
             <w:r>
-              <w:t>**CHANT**</w:t>
-            </w:r>
-          </w:p>
-        </w:tc>
-        <w:tc>
-          <w:tcPr>
-            <w:tcW w:type="dxa" w:w="3312"/>
-            <w:tcMar>
-              <w:top w:w="100" w:type="dxa"/>
-              <w:start w:w="120" w:type="dxa"/>
-              <w:bottom w:w="100" w:type="dxa"/>
-              <w:end w:w="120" w:type="dxa"/>
-            </w:tcMar>
-            <w:shd w:fill="FFF8E8"/>
-            <w:vAlign w:val="top"/>
-          </w:tcPr>
-          <w:p>
-            <w:r>
-              <w:t>We say Kṛṣṇa's names.</w:t>
-            </w:r>
-          </w:p>
-        </w:tc>
-      </w:tr>
-      <w:tr>
-        <w:tc>
-          <w:tcPr>
-            <w:tcW w:type="dxa" w:w="3312"/>
-            <w:tcMar>
-              <w:top w:w="100" w:type="dxa"/>
-              <w:start w:w="120" w:type="dxa"/>
-              <w:bottom w:w="100" w:type="dxa"/>
-              <w:end w:w="120" w:type="dxa"/>
-            </w:tcMar>
-            <w:vAlign w:val="top"/>
-          </w:tcPr>
-          <w:p>
-            <w:r>
-              <w:t>Bottom</w:t>
-            </w:r>
-          </w:p>
-        </w:tc>
-        <w:tc>
-          <w:tcPr>
-            <w:tcW w:type="dxa" w:w="3312"/>
-            <w:tcMar>
-              <w:top w:w="100" w:type="dxa"/>
-              <w:start w:w="120" w:type="dxa"/>
-              <w:bottom w:w="100" w:type="dxa"/>
-              <w:end w:w="120" w:type="dxa"/>
-            </w:tcMar>
-            <w:vAlign w:val="top"/>
-          </w:tcPr>
-          <w:p>
-            <w:r>
-              <w:t>**SERVE**</w:t>
-            </w:r>
-          </w:p>
-        </w:tc>
-        <w:tc>
-          <w:tcPr>
-            <w:tcW w:type="dxa" w:w="3312"/>
-            <w:tcMar>
-              <w:top w:w="100" w:type="dxa"/>
-              <w:start w:w="120" w:type="dxa"/>
-              <w:bottom w:w="100" w:type="dxa"/>
-              <w:end w:w="120" w:type="dxa"/>
-            </w:tcMar>
-            <w:vAlign w:val="top"/>
-          </w:tcPr>
-          <w:p>
-            <w:r>
-              <w:t>We help with love.</w:t>
-            </w:r>
-          </w:p>
-        </w:tc>
-      </w:tr>
-      <w:tr>
-        <w:tc>
-          <w:tcPr>
-            <w:tcW w:type="dxa" w:w="3312"/>
-            <w:tcMar>
-              <w:top w:w="100" w:type="dxa"/>
-              <w:start w:w="120" w:type="dxa"/>
-              <w:bottom w:w="100" w:type="dxa"/>
-              <w:end w:w="120" w:type="dxa"/>
-            </w:tcMar>
-            <w:shd w:fill="FFF8E8"/>
-            <w:vAlign w:val="top"/>
-          </w:tcPr>
-          <w:p>
-            <w:r>
-              <w:t>Left</w:t>
-            </w:r>
-          </w:p>
-        </w:tc>
-        <w:tc>
-          <w:tcPr>
-            <w:tcW w:type="dxa" w:w="3312"/>
-            <w:tcMar>
-              <w:top w:w="100" w:type="dxa"/>
-              <w:start w:w="120" w:type="dxa"/>
-              <w:bottom w:w="100" w:type="dxa"/>
-              <w:end w:w="120" w:type="dxa"/>
-            </w:tcMar>
-            <w:shd w:fill="FFF8E8"/>
-            <w:vAlign w:val="top"/>
-          </w:tcPr>
-          <w:p>
-            <w:r>
-              <w:t>**RESPECT**</w:t>
-            </w:r>
-          </w:p>
-        </w:tc>
-        <w:tc>
-          <w:tcPr>
-            <w:tcW w:type="dxa" w:w="3312"/>
-            <w:tcMar>
-              <w:top w:w="100" w:type="dxa"/>
-              <w:start w:w="120" w:type="dxa"/>
-              <w:bottom w:w="100" w:type="dxa"/>
-              <w:end w:w="120" w:type="dxa"/>
-            </w:tcMar>
-            <w:shd w:fill="FFF8E8"/>
-            <w:vAlign w:val="top"/>
-          </w:tcPr>
-          <w:p>
-            <w:r>
-              <w:t>We use kind words and care.</w:t>
+              <w:t>2, 4, 6, 8</w:t>
             </w:r>
           </w:p>
         </w:tc>
@@ -4717,1506 +4718,6 @@
       <w:pPr>
         <w:spacing w:after="40"/>
       </w:pPr>
-    </w:p>
-    <w:p>
-      <w:r>
-        <w:rPr>
-          <w:b/>
-        </w:rPr>
-        <w:t>Center circle (write or glue):</w:t>
-      </w:r>
-    </w:p>
-    <w:p>
-      <w:pPr>
-        <w:pStyle w:val="Quote"/>
-      </w:pPr>
-      <w:r>
-        <w:t>Our family helps one another remember Kṛṣṇa.</w:t>
-      </w:r>
-    </w:p>
-    <w:p>
-      <w:r>
-        <w:rPr>
-          <w:b/>
-        </w:rPr>
-        <w:t>Bottom line:</w:t>
-      </w:r>
-    </w:p>
-    <w:p>
-      <w:pPr>
-        <w:pStyle w:val="Quote"/>
-      </w:pPr>
-      <w:r>
-        <w:t>This week our family will grow: _______________________________</w:t>
-      </w:r>
-    </w:p>
-    <w:p>
-      <w:r>
-        <w:t>☐ We will try this at home (child or parent may check).</w:t>
-      </w:r>
-    </w:p>
-    <w:p>
-      <w:r>
-        <w:t>Compact sketch (optional — children may ignore and draw freely):</w:t>
-      </w:r>
-    </w:p>
-    <w:p>
-      <w:r>
-        <w:t>``</w:t>
-      </w:r>
-      <w:r>
-        <w:rPr>
-          <w:rFonts w:ascii="Consolas" w:hAnsi="Consolas"/>
-          <w:color w:val="7A263A"/>
-          <w:sz w:val="18"/>
-        </w:rPr>
-        <w:t xml:space="preserve"> [ HEAR ] ________________ /                \ [CHANT]   OUR FAMILY     [SERVE] \  helps one     / \ another      / \ remember   / \ Kṛṣṇa.  / \______/ [RESPECT] </w:t>
-      </w:r>
-      <w:r>
-        <w:t>``</w:t>
-      </w:r>
-    </w:p>
-    <w:p>
-      <w:pPr>
-        <w:pStyle w:val="Heading2"/>
-      </w:pPr>
-      <w:r>
-        <w:t>Child directions (teacher reads)</w:t>
-      </w:r>
-    </w:p>
-    <w:p>
-      <w:pPr>
-        <w:pStyle w:val="ListNumber"/>
-      </w:pPr>
-      <w:r>
-        <w:t>Color the center first.</w:t>
-      </w:r>
-    </w:p>
-    <w:p>
-      <w:pPr>
-        <w:pStyle w:val="ListNumber"/>
-      </w:pPr>
-      <w:r>
-        <w:t>Color each petal a different soft color.</w:t>
-      </w:r>
-    </w:p>
-    <w:p>
-      <w:pPr>
-        <w:pStyle w:val="ListNumber"/>
-      </w:pPr>
-      <w:r>
-        <w:t>With a grown-up, fill the blank: one small way your family will grow this week.</w:t>
-      </w:r>
-    </w:p>
-    <w:p>
-      <w:pPr>
-        <w:pStyle w:val="ListNumber"/>
-      </w:pPr>
-      <w:r>
-        <w:t>Take the garden sheet home. Keep it near your dinner place or family reading place.</w:t>
-      </w:r>
-    </w:p>
-    <w:p>
-      <w:r>
-        <w:br w:type="page"/>
-      </w:r>
-    </w:p>
-    <w:p>
-      <w:pPr>
-        <w:pStyle w:val="Heading1"/>
-      </w:pPr>
-      <w:r>
-        <w:t>C1-W1 · Y04 · Memory Badge / Bookmark</w:t>
-      </w:r>
-    </w:p>
-    <w:p>
-      <w:pPr>
-        <w:pStyle w:val="KUTUMBARights"/>
-      </w:pPr>
-      <w:r>
-        <w:t>Canonical source: 11-weekly-program-library/first-six-months/c1-w1-what-is-kutumba-and-why-are-we-here/activities/v12_2-younger/Y04-MEMORY-BADGE-BOOKMARK.md  •  SHA-256: f199b33212de36693797fb324b9737363fac894c0e9f99b480863bebb7c3bd92</w:t>
-      </w:r>
-    </w:p>
-    <w:p>
-      <w:r>
-        <w:rPr>
-          <w:b/>
-        </w:rPr>
-        <w:t>Print:</w:t>
-      </w:r>
-      <w:r>
-        <w:t xml:space="preserve"> US Letter · card stock recommended · cut on dashed lines </w:t>
-      </w:r>
-      <w:r>
-        <w:rPr>
-          <w:b/>
-        </w:rPr>
-        <w:t>Type note:</w:t>
-      </w:r>
-      <w:r>
-        <w:t xml:space="preserve"> Large print · one badge + four mini-icon labels per child</w:t>
-      </w:r>
-    </w:p>
-    <w:p>
-      <w:pPr>
-        <w:pStyle w:val="KUTUMBAMeta"/>
-        <w:jc w:val="center"/>
-      </w:pPr>
-      <w:r>
-        <w:t>◆  ◆  ◆</w:t>
-      </w:r>
-    </w:p>
-    <w:p>
-      <w:pPr>
-        <w:pStyle w:val="Heading2"/>
-      </w:pPr>
-      <w:r>
-        <w:t>Badge (cut out · punch hole · yarn or ribbon)</w:t>
-      </w:r>
-    </w:p>
-    <w:p>
-      <w:r>
-        <w:t>``` ======= CUT OUTER EDGE =======</w:t>
-      </w:r>
-    </w:p>
-    <w:p>
-      <w:r>
-        <w:t>+-------------------------------------------+</w:t>
-      </w:r>
-    </w:p>
-    <w:p>
-      <w:r>
-        <w:t>|                                           |</w:t>
-      </w:r>
-    </w:p>
-    <w:p>
-      <w:r>
-        <w:t xml:space="preserve">|              </w:t>
-      </w:r>
-      <w:r>
-        <w:rPr>
-          <w:i/>
-        </w:rPr>
-        <w:t xml:space="preserve">  KUTUMBA  </w:t>
-      </w:r>
-      <w:r>
-        <w:t xml:space="preserve">                |</w:t>
-      </w:r>
-    </w:p>
-    <w:p>
-      <w:r>
-        <w:t>|                                           |</w:t>
-      </w:r>
-    </w:p>
-    <w:p>
-      <w:r>
-        <w:t>|         WE HELP EACH OTHER                |</w:t>
-      </w:r>
-    </w:p>
-    <w:p>
-      <w:r>
-        <w:t>|                                           |</w:t>
-      </w:r>
-    </w:p>
-    <w:p>
-      <w:r>
-        <w:t>|         REMEMBER KRSNA                    |</w:t>
-      </w:r>
-    </w:p>
-    <w:p>
-      <w:r>
-        <w:t>|                                           |</w:t>
-      </w:r>
-    </w:p>
-    <w:p>
-      <w:r>
-        <w:t>|     Memory line:                          |</w:t>
-      </w:r>
-    </w:p>
-    <w:p>
-      <w:r>
-        <w:t>|     Our family helps one another          |</w:t>
-      </w:r>
-    </w:p>
-    <w:p>
-      <w:r>
-        <w:t>|     remember Krsna.                       |</w:t>
-      </w:r>
-    </w:p>
-    <w:p>
-      <w:r>
-        <w:t>|                                           |</w:t>
-      </w:r>
-    </w:p>
-    <w:p>
-      <w:r>
-        <w:t>|            o  (punch hole)                | +-------------------------------------------+</w:t>
-      </w:r>
-    </w:p>
-    <w:p>
-      <w:r>
-        <w:t>======= CUT OUTER EDGE ======= ```</w:t>
-      </w:r>
-    </w:p>
-    <w:p>
-      <w:r>
-        <w:rPr>
-          <w:b/>
-        </w:rPr>
-        <w:t>Badge text (IAST):</w:t>
-      </w:r>
-      <w:r>
-        <w:t xml:space="preserve"> WE HELP EACH OTHER REMEMBER KṚṢṆA </w:t>
-      </w:r>
-      <w:r>
-        <w:rPr>
-          <w:b/>
-        </w:rPr>
-        <w:t>Child memory line:</w:t>
-      </w:r>
-      <w:r>
-        <w:t xml:space="preserve"> Our family helps one another remember Kṛṣṇa.</w:t>
-      </w:r>
-    </w:p>
-    <w:p>
-      <w:r>
-        <w:rPr>
-          <w:b/>
-        </w:rPr>
-        <w:t>KUTUMBA · C1-W1 Younger · Y04 Badge · p. 1</w:t>
-      </w:r>
-    </w:p>
-    <w:p>
-      <w:r>
-        <w:t>&lt;div style="page-break-after: always;"&gt;&lt;/div&gt;</w:t>
-      </w:r>
-    </w:p>
-    <w:p>
-      <w:pPr>
-        <w:pStyle w:val="KUTUMBAMeta"/>
-        <w:jc w:val="center"/>
-      </w:pPr>
-      <w:r>
-        <w:t>◆  ◆  ◆</w:t>
-      </w:r>
-    </w:p>
-    <w:p>
-      <w:pPr>
-        <w:pStyle w:val="Heading2"/>
-      </w:pPr>
-      <w:r>
-        <w:t>Four mini-icon labels (cut · stick on badge back or bookmark strip)</w:t>
-      </w:r>
-    </w:p>
-    <w:p>
-      <w:r>
-        <w:t>``` ======= CUT =======     ======= CUT =======</w:t>
-      </w:r>
-    </w:p>
-    <w:p>
-      <w:r>
-        <w:t>+--------------------+  +--------------------+</w:t>
-      </w:r>
-    </w:p>
-    <w:p>
-      <w:r>
-        <w:t>|  [ ear / book ]    |  |  [ beads / music ] |</w:t>
-      </w:r>
-    </w:p>
-    <w:p>
-      <w:r>
-        <w:t>|                    |  |                    |</w:t>
-      </w:r>
-    </w:p>
-    <w:p>
-      <w:r>
-        <w:t>|       HEAR         |  |       CHANT        |</w:t>
-      </w:r>
-    </w:p>
-    <w:p>
-      <w:r>
-        <w:t>|  We listen.        |  |  We say the name.  | +--------------------+  +--------------------+</w:t>
-      </w:r>
-    </w:p>
-    <w:p>
-      <w:r>
-        <w:t>======= CUT =======     ======= CUT =======</w:t>
-      </w:r>
-    </w:p>
-    <w:p>
-      <w:r>
-        <w:t>+--------------------+  +--------------------+</w:t>
-      </w:r>
-    </w:p>
-    <w:p>
-      <w:r>
-        <w:t>|  [ helping hands ] |  |  [ heart / home ]  |</w:t>
-      </w:r>
-    </w:p>
-    <w:p>
-      <w:r>
-        <w:t>|                    |  |                    |</w:t>
-      </w:r>
-    </w:p>
-    <w:p>
-      <w:r>
-        <w:t>|       SERVE        |  |      RESPECT       |</w:t>
-      </w:r>
-    </w:p>
-    <w:p>
-      <w:r>
-        <w:t>|  We help.          |  |  We are kind.      | +--------------------+  +--------------------+</w:t>
-      </w:r>
-    </w:p>
-    <w:p>
-      <w:r>
-        <w:t>======= CUT =======     ======= CUT ======= ```</w:t>
-      </w:r>
-    </w:p>
-    <w:p>
-      <w:pPr>
-        <w:pStyle w:val="Heading3"/>
-      </w:pPr>
-      <w:r>
-        <w:t>Optional bookmark strip (cut long)</w:t>
-      </w:r>
-    </w:p>
-    <w:p>
-      <w:r>
-        <w:t>``` ======= CUT =======</w:t>
-      </w:r>
-    </w:p>
-    <w:p>
-      <w:r>
-        <w:t>+-------------------------------------------------------------+</w:t>
-      </w:r>
-    </w:p>
-    <w:p>
-      <w:r>
-        <w:t>| HEAR | CHANT | SERVE | RESPECT | We help each other remember|</w:t>
-      </w:r>
-    </w:p>
-    <w:p>
-      <w:r>
-        <w:t>|      |       |       |         | Krsna.                     | +-------------------------------------------------------------+</w:t>
-      </w:r>
-    </w:p>
-    <w:p>
-      <w:r>
-        <w:t>======= CUT ======= ```</w:t>
-      </w:r>
-    </w:p>
-    <w:p>
-      <w:r>
-        <w:rPr>
-          <w:b/>
-        </w:rPr>
-        <w:t>Teacher steps:</w:t>
-      </w:r>
-      <w:r>
-        <w:t xml:space="preserve"> Color · cut · punch · yarn · glue four mini-icons on the back · take home.</w:t>
-      </w:r>
-    </w:p>
-    <w:p>
-      <w:r>
-        <w:rPr>
-          <w:b/>
-        </w:rPr>
-        <w:t>KUTUMBA · Families Growing in Kṛṣṇa Consciousness · C1-W1 · Y04 · p. 2</w:t>
-      </w:r>
-    </w:p>
-    <w:p>
-      <w:r>
-        <w:br w:type="page"/>
-      </w:r>
-    </w:p>
-    <w:p>
-      <w:pPr>
-        <w:pStyle w:val="Heading1"/>
-      </w:pPr>
-      <w:r>
-        <w:t>C1-W1 · Y05 · House-Rule Picture Sort</w:t>
-      </w:r>
-    </w:p>
-    <w:p>
-      <w:pPr>
-        <w:pStyle w:val="KUTUMBARights"/>
-      </w:pPr>
-      <w:r>
-        <w:t>Canonical source: 11-weekly-program-library/first-six-months/c1-w1-what-is-kutumba-and-why-are-we-here/activities/v12_2-younger/Y05-HOUSE-RULE-PICTURE-SORT.md  •  SHA-256: bd68b158c845267c7e564ae4fdd4c345ccc7c33a03d54cc72e10b03a9301fe9e</w:t>
-      </w:r>
-    </w:p>
-    <w:p>
-      <w:r>
-        <w:rPr>
-          <w:b/>
-        </w:rPr>
-        <w:t>Print:</w:t>
-      </w:r>
-      <w:r>
-        <w:t xml:space="preserve"> US Letter · cut 8 scenario cards </w:t>
-      </w:r>
-      <w:r>
-        <w:rPr>
-          <w:b/>
-        </w:rPr>
-        <w:t>Sort mats:</w:t>
-      </w:r>
-      <w:r>
-        <w:t xml:space="preserve"> SAFE / KIND · NEEDS A RESET </w:t>
-      </w:r>
-      <w:r>
-        <w:rPr>
-          <w:b/>
-        </w:rPr>
-        <w:t>Tone:</w:t>
-      </w:r>
-      <w:r>
-        <w:t xml:space="preserve"> Non-shaming · calm redirect · dignity for every child </w:t>
-      </w:r>
-      <w:r>
-        <w:rPr>
-          <w:b/>
-        </w:rPr>
-        <w:t>Type note:</w:t>
-      </w:r>
-      <w:r>
-        <w:t xml:space="preserve"> Large print for teacher read-aloud; children point and sort</w:t>
-      </w:r>
-    </w:p>
-    <w:p>
-      <w:pPr>
-        <w:pStyle w:val="KUTUMBAMeta"/>
-        <w:jc w:val="center"/>
-      </w:pPr>
-      <w:r>
-        <w:t>◆  ◆  ◆</w:t>
-      </w:r>
-    </w:p>
-    <w:p>
-      <w:pPr>
-        <w:pStyle w:val="Heading2"/>
-      </w:pPr>
-      <w:r>
-        <w:t>Sort mats (cut two large cards · place on floor)</w:t>
-      </w:r>
-    </w:p>
-    <w:p>
-      <w:r>
-        <w:t>``` ======= CUT =======</w:t>
-      </w:r>
-    </w:p>
-    <w:p>
-      <w:r>
-        <w:t>+--------------------------------+  +--------------------------------+</w:t>
-      </w:r>
-    </w:p>
-    <w:p>
-      <w:r>
-        <w:t>|                                |  |                                |</w:t>
-      </w:r>
-    </w:p>
-    <w:p>
-      <w:r>
-        <w:t>|         SAFE / KIND            |  |        NEEDS A RESET           |</w:t>
-      </w:r>
-    </w:p>
-    <w:p>
-      <w:r>
-        <w:t>|                                |  |                                |</w:t>
-      </w:r>
-    </w:p>
-    <w:p>
-      <w:r>
-        <w:t>|   Bodies safe. Words kind.     |  |   Pause. Soft voice. Try again.|</w:t>
-      </w:r>
-    </w:p>
-    <w:p>
-      <w:r>
-        <w:t>|   We follow the freeze cue.    |  |   Grown-ups help kindly.       |</w:t>
-      </w:r>
-    </w:p>
-    <w:p>
-      <w:r>
-        <w:t>|                                |  |                                | +--------------------------------+  +--------------------------------+</w:t>
-      </w:r>
-    </w:p>
-    <w:p>
-      <w:r>
-        <w:t>======= CUT ======= ```</w:t>
-      </w:r>
-    </w:p>
-    <w:p>
-      <w:r>
-        <w:rPr>
-          <w:b/>
-        </w:rPr>
-        <w:t>KUTUMBA · C1-W1 Younger · Y05 Mats · p. 1</w:t>
-      </w:r>
-    </w:p>
-    <w:p>
-      <w:r>
-        <w:t>&lt;div style="page-break-after: always;"&gt;&lt;/div&gt;</w:t>
-      </w:r>
-    </w:p>
-    <w:p>
-      <w:pPr>
-        <w:pStyle w:val="KUTUMBAMeta"/>
-        <w:jc w:val="center"/>
-      </w:pPr>
-      <w:r>
-        <w:t>◆  ◆  ◆</w:t>
-      </w:r>
-    </w:p>
-    <w:p>
-      <w:pPr>
-        <w:pStyle w:val="Heading2"/>
-      </w:pPr>
-      <w:r>
-        <w:t>Scenario cards 1–4</w:t>
-      </w:r>
-    </w:p>
-    <w:p>
-      <w:r>
-        <w:t>``` ======= CUT =======</w:t>
-      </w:r>
-    </w:p>
-    <w:p>
-      <w:r>
-        <w:t>+------------------------------+  +------------------------------+</w:t>
-      </w:r>
-    </w:p>
-    <w:p>
-      <w:r>
-        <w:t>|  CARD A                      |  |  CARD B                      |</w:t>
-      </w:r>
-    </w:p>
-    <w:p>
-      <w:r>
-        <w:t>|                              |  |                              |</w:t>
-      </w:r>
-    </w:p>
-    <w:p>
-      <w:r>
-        <w:t>|  Feet stay on the floor      |  |  A child jumps on the couch  |</w:t>
-      </w:r>
-    </w:p>
-    <w:p>
-      <w:r>
-        <w:t>|  during the story.           |  |  in the host home.           |</w:t>
-      </w:r>
-    </w:p>
-    <w:p>
-      <w:r>
-        <w:t>|                              |  |                              |</w:t>
-      </w:r>
-    </w:p>
-    <w:p>
-      <w:r>
-        <w:t>|  Sort: Safe or Needs reset?  |  |  Sort: Safe or Needs reset?  | +------------------------------+  +------------------------------+</w:t>
-      </w:r>
-    </w:p>
-    <w:p>
-      <w:r>
-        <w:t>======= CUT =======</w:t>
-      </w:r>
-    </w:p>
-    <w:p>
-      <w:r>
-        <w:t>+------------------------------+  +------------------------------+</w:t>
-      </w:r>
-    </w:p>
-    <w:p>
-      <w:r>
-        <w:t>|  CARD C                      |  |  CARD D                      |</w:t>
-      </w:r>
-    </w:p>
-    <w:p>
-      <w:r>
-        <w:t>|                              |  |                              |</w:t>
-      </w:r>
-    </w:p>
-    <w:p>
-      <w:r>
-        <w:t>|  A child uses a soft voice   |  |  A child snatches crayons    |</w:t>
-      </w:r>
-    </w:p>
-    <w:p>
-      <w:r>
-        <w:t>|  when asking for help.       |  |  from a friend's hand.       |</w:t>
-      </w:r>
-    </w:p>
-    <w:p>
-      <w:r>
-        <w:t>|                              |  |                              |</w:t>
-      </w:r>
-    </w:p>
-    <w:p>
-      <w:r>
-        <w:t>|  Sort: Safe or Needs reset?  |  |  Sort: Safe or Needs reset?  | +------------------------------+  +------------------------------+</w:t>
-      </w:r>
-    </w:p>
-    <w:p>
-      <w:r>
-        <w:t>======= CUT ======= ```</w:t>
-      </w:r>
-    </w:p>
-    <w:p>
-      <w:r>
-        <w:rPr>
-          <w:b/>
-        </w:rPr>
-        <w:t>KUTUMBA · C1-W1 Younger · Y05 Cards · p. 2</w:t>
-      </w:r>
-    </w:p>
-    <w:p>
-      <w:r>
-        <w:t>&lt;div style="page-break-after: always;"&gt;&lt;/div&gt;</w:t>
-      </w:r>
-    </w:p>
-    <w:p>
-      <w:pPr>
-        <w:pStyle w:val="KUTUMBAMeta"/>
-        <w:jc w:val="center"/>
-      </w:pPr>
-      <w:r>
-        <w:t>◆  ◆  ◆</w:t>
-      </w:r>
-    </w:p>
-    <w:p>
-      <w:pPr>
-        <w:pStyle w:val="Heading2"/>
-      </w:pPr>
-      <w:r>
-        <w:t>Scenario cards 5–8</w:t>
-      </w:r>
-    </w:p>
-    <w:p>
-      <w:r>
-        <w:t>``` ======= CUT =======</w:t>
-      </w:r>
-    </w:p>
-    <w:p>
-      <w:r>
-        <w:t>+------------------------------+  +------------------------------+</w:t>
-      </w:r>
-    </w:p>
-    <w:p>
-      <w:r>
-        <w:t>|  CARD E                      |  |  CARD F                      |</w:t>
-      </w:r>
-    </w:p>
-    <w:p>
-      <w:r>
-        <w:t>|                              |  |                              |</w:t>
-      </w:r>
-    </w:p>
-    <w:p>
-      <w:r>
-        <w:t>|  Everyone freezes when the   |  |  A child runs into a private |</w:t>
-      </w:r>
-    </w:p>
-    <w:p>
-      <w:r>
-        <w:t>|  teacher says "Freeze!"      |  |  room without asking.        |</w:t>
-      </w:r>
-    </w:p>
-    <w:p>
-      <w:r>
-        <w:t>|                              |  |                              |</w:t>
-      </w:r>
-    </w:p>
-    <w:p>
-      <w:r>
-        <w:t>|  Sort: Safe or Needs reset?  |  |  Sort: Safe or Needs reset?  | +------------------------------+  +------------------------------+</w:t>
-      </w:r>
-    </w:p>
-    <w:p>
-      <w:r>
-        <w:t>======= CUT =======</w:t>
-      </w:r>
-    </w:p>
-    <w:p>
-      <w:r>
-        <w:t>+------------------------------+  +------------------------------+</w:t>
-      </w:r>
-    </w:p>
-    <w:p>
-      <w:r>
-        <w:t>|  CARD G                      |  |  CARD H                      |</w:t>
-      </w:r>
-    </w:p>
-    <w:p>
-      <w:r>
-        <w:t>|                              |  |                              |</w:t>
-      </w:r>
-    </w:p>
-    <w:p>
-      <w:r>
-        <w:t>|  A child helps put toys away |  |  A child calls another child |</w:t>
-      </w:r>
-    </w:p>
-    <w:p>
-      <w:r>
-        <w:t>|  before snack.               |  |  a mean name.                |</w:t>
-      </w:r>
-    </w:p>
-    <w:p>
-      <w:r>
-        <w:t>|                              |  |                              |</w:t>
-      </w:r>
-    </w:p>
-    <w:p>
-      <w:r>
-        <w:t>|  Sort: Safe or Needs reset?  |  |  Sort: Safe or Needs reset?  | +------------------------------+  +------------------------------+</w:t>
-      </w:r>
-    </w:p>
-    <w:p>
-      <w:r>
-        <w:t>======= CUT ======= ```</w:t>
-      </w:r>
-    </w:p>
-    <w:p>
-      <w:r>
-        <w:rPr>
-          <w:b/>
-        </w:rPr>
-        <w:t>KUTUMBA · C1-W1 Younger · Y05 Cards · p. 3</w:t>
-      </w:r>
-    </w:p>
-    <w:p>
-      <w:r>
-        <w:t>&lt;div style="page-break-after: always;"&gt;&lt;/div&gt;</w:t>
-      </w:r>
-    </w:p>
-    <w:p>
-      <w:pPr>
-        <w:pStyle w:val="KUTUMBAMeta"/>
-        <w:jc w:val="center"/>
-      </w:pPr>
-      <w:r>
-        <w:t>◆  ◆  ◆</w:t>
-      </w:r>
-    </w:p>
-    <w:p>
-      <w:pPr>
-        <w:pStyle w:val="Heading2"/>
-      </w:pPr>
-      <w:r>
-        <w:t>Teacher answer key (do not give to children)</w:t>
-      </w:r>
-    </w:p>
-    <w:tbl>
-      <w:tblPr>
-        <w:tblStyle w:val="KUTUMBATable"/>
-        <w:tblW w:type="auto" w:w="0"/>
-        <w:jc w:val="center"/>
-        <w:tblLayout w:type="autofit"/>
-        <w:tblLook w:firstColumn="1" w:firstRow="1" w:lastColumn="0" w:lastRow="0" w:noHBand="0" w:noVBand="1" w:val="04A0"/>
-        <w:tblBorders>
-          <w:top w:val="single" w:sz="6" w:color="D8C8B2"/>
-          <w:left w:val="single" w:sz="6" w:color="D8C8B2"/>
-          <w:bottom w:val="single" w:sz="6" w:color="D8C8B2"/>
-          <w:right w:val="single" w:sz="6" w:color="D8C8B2"/>
-          <w:insideH w:val="single" w:sz="6" w:color="D8C8B2"/>
-          <w:insideV w:val="single" w:sz="6" w:color="D8C8B2"/>
-        </w:tblBorders>
-      </w:tblPr>
-      <w:tblGrid>
-        <w:gridCol w:w="2484"/>
-        <w:gridCol w:w="2484"/>
-        <w:gridCol w:w="2484"/>
-        <w:gridCol w:w="2484"/>
-      </w:tblGrid>
-      <w:tr>
-        <w:trPr>
-          <w:tblHeader w:val="true"/>
-        </w:trPr>
-        <w:tc>
-          <w:tcPr>
-            <w:tcW w:type="dxa" w:w="2484"/>
-            <w:shd w:fill="5B1933"/>
-            <w:tcMar>
-              <w:top w:w="100" w:type="dxa"/>
-              <w:start w:w="120" w:type="dxa"/>
-              <w:bottom w:w="100" w:type="dxa"/>
-              <w:end w:w="120" w:type="dxa"/>
-            </w:tcMar>
-          </w:tcPr>
-          <w:p>
-            <w:r>
-              <w:rPr>
-                <w:b/>
-                <w:color w:val="FFFFFF"/>
-              </w:rPr>
-              <w:t>Card</w:t>
-            </w:r>
-          </w:p>
-        </w:tc>
-        <w:tc>
-          <w:tcPr>
-            <w:tcW w:type="dxa" w:w="2484"/>
-            <w:shd w:fill="5B1933"/>
-            <w:tcMar>
-              <w:top w:w="100" w:type="dxa"/>
-              <w:start w:w="120" w:type="dxa"/>
-              <w:bottom w:w="100" w:type="dxa"/>
-              <w:end w:w="120" w:type="dxa"/>
-            </w:tcMar>
-          </w:tcPr>
-          <w:p>
-            <w:r>
-              <w:rPr>
-                <w:b/>
-                <w:color w:val="FFFFFF"/>
-              </w:rPr>
-              <w:t>Scenario</w:t>
-            </w:r>
-          </w:p>
-        </w:tc>
-        <w:tc>
-          <w:tcPr>
-            <w:tcW w:type="dxa" w:w="2484"/>
-            <w:shd w:fill="5B1933"/>
-            <w:tcMar>
-              <w:top w:w="100" w:type="dxa"/>
-              <w:start w:w="120" w:type="dxa"/>
-              <w:bottom w:w="100" w:type="dxa"/>
-              <w:end w:w="120" w:type="dxa"/>
-            </w:tcMar>
-          </w:tcPr>
-          <w:p>
-            <w:r>
-              <w:rPr>
-                <w:b/>
-                <w:color w:val="FFFFFF"/>
-              </w:rPr>
-              <w:t>Sort</w:t>
-            </w:r>
-          </w:p>
-        </w:tc>
-        <w:tc>
-          <w:tcPr>
-            <w:tcW w:type="dxa" w:w="2484"/>
-            <w:shd w:fill="5B1933"/>
-            <w:tcMar>
-              <w:top w:w="100" w:type="dxa"/>
-              <w:start w:w="120" w:type="dxa"/>
-              <w:bottom w:w="100" w:type="dxa"/>
-              <w:end w:w="120" w:type="dxa"/>
-            </w:tcMar>
-          </w:tcPr>
-          <w:p>
-            <w:r>
-              <w:rPr>
-                <w:b/>
-                <w:color w:val="FFFFFF"/>
-              </w:rPr>
-              <w:t>Kind teacher line</w:t>
-            </w:r>
-          </w:p>
-        </w:tc>
-      </w:tr>
-      <w:tr>
-        <w:tc>
-          <w:tcPr>
-            <w:tcW w:type="dxa" w:w="2484"/>
-            <w:tcMar>
-              <w:top w:w="100" w:type="dxa"/>
-              <w:start w:w="120" w:type="dxa"/>
-              <w:bottom w:w="100" w:type="dxa"/>
-              <w:end w:w="120" w:type="dxa"/>
-            </w:tcMar>
-            <w:vAlign w:val="top"/>
-          </w:tcPr>
-          <w:p>
-            <w:r>
-              <w:t>A</w:t>
-            </w:r>
-          </w:p>
-        </w:tc>
-        <w:tc>
-          <w:tcPr>
-            <w:tcW w:type="dxa" w:w="2484"/>
-            <w:tcMar>
-              <w:top w:w="100" w:type="dxa"/>
-              <w:start w:w="120" w:type="dxa"/>
-              <w:bottom w:w="100" w:type="dxa"/>
-              <w:end w:w="120" w:type="dxa"/>
-            </w:tcMar>
-            <w:vAlign w:val="top"/>
-          </w:tcPr>
-          <w:p>
-            <w:r>
-              <w:t>Feet on the floor during the story</w:t>
-            </w:r>
-          </w:p>
-        </w:tc>
-        <w:tc>
-          <w:tcPr>
-            <w:tcW w:type="dxa" w:w="2484"/>
-            <w:tcMar>
-              <w:top w:w="100" w:type="dxa"/>
-              <w:start w:w="120" w:type="dxa"/>
-              <w:bottom w:w="100" w:type="dxa"/>
-              <w:end w:w="120" w:type="dxa"/>
-            </w:tcMar>
-            <w:vAlign w:val="top"/>
-          </w:tcPr>
-          <w:p>
-            <w:r>
-              <w:t>**SAFE / KIND**</w:t>
-            </w:r>
-          </w:p>
-        </w:tc>
-        <w:tc>
-          <w:tcPr>
-            <w:tcW w:type="dxa" w:w="2484"/>
-            <w:tcMar>
-              <w:top w:w="100" w:type="dxa"/>
-              <w:start w:w="120" w:type="dxa"/>
-              <w:bottom w:w="100" w:type="dxa"/>
-              <w:end w:w="120" w:type="dxa"/>
-            </w:tcMar>
-            <w:vAlign w:val="top"/>
-          </w:tcPr>
-          <w:p>
-            <w:r>
-              <w:t>"Safe body — thank you."</w:t>
-            </w:r>
-          </w:p>
-        </w:tc>
-      </w:tr>
-      <w:tr>
-        <w:tc>
-          <w:tcPr>
-            <w:tcW w:type="dxa" w:w="2484"/>
-            <w:tcMar>
-              <w:top w:w="100" w:type="dxa"/>
-              <w:start w:w="120" w:type="dxa"/>
-              <w:bottom w:w="100" w:type="dxa"/>
-              <w:end w:w="120" w:type="dxa"/>
-            </w:tcMar>
-            <w:shd w:fill="FFF8E8"/>
-            <w:vAlign w:val="top"/>
-          </w:tcPr>
-          <w:p>
-            <w:r>
-              <w:t>B</w:t>
-            </w:r>
-          </w:p>
-        </w:tc>
-        <w:tc>
-          <w:tcPr>
-            <w:tcW w:type="dxa" w:w="2484"/>
-            <w:tcMar>
-              <w:top w:w="100" w:type="dxa"/>
-              <w:start w:w="120" w:type="dxa"/>
-              <w:bottom w:w="100" w:type="dxa"/>
-              <w:end w:w="120" w:type="dxa"/>
-            </w:tcMar>
-            <w:shd w:fill="FFF8E8"/>
-            <w:vAlign w:val="top"/>
-          </w:tcPr>
-          <w:p>
-            <w:r>
-              <w:t>Jumping on the couch in the host home</w:t>
-            </w:r>
-          </w:p>
-        </w:tc>
-        <w:tc>
-          <w:tcPr>
-            <w:tcW w:type="dxa" w:w="2484"/>
-            <w:tcMar>
-              <w:top w:w="100" w:type="dxa"/>
-              <w:start w:w="120" w:type="dxa"/>
-              <w:bottom w:w="100" w:type="dxa"/>
-              <w:end w:w="120" w:type="dxa"/>
-            </w:tcMar>
-            <w:shd w:fill="FFF8E8"/>
-            <w:vAlign w:val="top"/>
-          </w:tcPr>
-          <w:p>
-            <w:r>
-              <w:t>**NEEDS A RESET**</w:t>
-            </w:r>
-          </w:p>
-        </w:tc>
-        <w:tc>
-          <w:tcPr>
-            <w:tcW w:type="dxa" w:w="2484"/>
-            <w:tcMar>
-              <w:top w:w="100" w:type="dxa"/>
-              <w:start w:w="120" w:type="dxa"/>
-              <w:bottom w:w="100" w:type="dxa"/>
-              <w:end w:w="120" w:type="dxa"/>
-            </w:tcMar>
-            <w:shd w:fill="FFF8E8"/>
-            <w:vAlign w:val="top"/>
-          </w:tcPr>
-          <w:p>
-            <w:r>
-              <w:t>"Furniture rests. Feet visit the floor."</w:t>
-            </w:r>
-          </w:p>
-        </w:tc>
-      </w:tr>
-      <w:tr>
-        <w:tc>
-          <w:tcPr>
-            <w:tcW w:type="dxa" w:w="2484"/>
-            <w:tcMar>
-              <w:top w:w="100" w:type="dxa"/>
-              <w:start w:w="120" w:type="dxa"/>
-              <w:bottom w:w="100" w:type="dxa"/>
-              <w:end w:w="120" w:type="dxa"/>
-            </w:tcMar>
-            <w:vAlign w:val="top"/>
-          </w:tcPr>
-          <w:p>
-            <w:r>
-              <w:t>C</w:t>
-            </w:r>
-          </w:p>
-        </w:tc>
-        <w:tc>
-          <w:tcPr>
-            <w:tcW w:type="dxa" w:w="2484"/>
-            <w:tcMar>
-              <w:top w:w="100" w:type="dxa"/>
-              <w:start w:w="120" w:type="dxa"/>
-              <w:bottom w:w="100" w:type="dxa"/>
-              <w:end w:w="120" w:type="dxa"/>
-            </w:tcMar>
-            <w:vAlign w:val="top"/>
-          </w:tcPr>
-          <w:p>
-            <w:r>
-              <w:t>Soft voice when asking for help</w:t>
-            </w:r>
-          </w:p>
-        </w:tc>
-        <w:tc>
-          <w:tcPr>
-            <w:tcW w:type="dxa" w:w="2484"/>
-            <w:tcMar>
-              <w:top w:w="100" w:type="dxa"/>
-              <w:start w:w="120" w:type="dxa"/>
-              <w:bottom w:w="100" w:type="dxa"/>
-              <w:end w:w="120" w:type="dxa"/>
-            </w:tcMar>
-            <w:vAlign w:val="top"/>
-          </w:tcPr>
-          <w:p>
-            <w:r>
-              <w:t>**SAFE / KIND**</w:t>
-            </w:r>
-          </w:p>
-        </w:tc>
-        <w:tc>
-          <w:tcPr>
-            <w:tcW w:type="dxa" w:w="2484"/>
-            <w:tcMar>
-              <w:top w:w="100" w:type="dxa"/>
-              <w:start w:w="120" w:type="dxa"/>
-              <w:bottom w:w="100" w:type="dxa"/>
-              <w:end w:w="120" w:type="dxa"/>
-            </w:tcMar>
-            <w:vAlign w:val="top"/>
-          </w:tcPr>
-          <w:p>
-            <w:r>
-              <w:t>"Kind words help our garden."</w:t>
-            </w:r>
-          </w:p>
-        </w:tc>
-      </w:tr>
-      <w:tr>
-        <w:tc>
-          <w:tcPr>
-            <w:tcW w:type="dxa" w:w="2484"/>
-            <w:tcMar>
-              <w:top w:w="100" w:type="dxa"/>
-              <w:start w:w="120" w:type="dxa"/>
-              <w:bottom w:w="100" w:type="dxa"/>
-              <w:end w:w="120" w:type="dxa"/>
-            </w:tcMar>
-            <w:shd w:fill="FFF8E8"/>
-            <w:vAlign w:val="top"/>
-          </w:tcPr>
-          <w:p>
-            <w:r>
-              <w:t>D</w:t>
-            </w:r>
-          </w:p>
-        </w:tc>
-        <w:tc>
-          <w:tcPr>
-            <w:tcW w:type="dxa" w:w="2484"/>
-            <w:tcMar>
-              <w:top w:w="100" w:type="dxa"/>
-              <w:start w:w="120" w:type="dxa"/>
-              <w:bottom w:w="100" w:type="dxa"/>
-              <w:end w:w="120" w:type="dxa"/>
-            </w:tcMar>
-            <w:shd w:fill="FFF8E8"/>
-            <w:vAlign w:val="top"/>
-          </w:tcPr>
-          <w:p>
-            <w:r>
-              <w:t>Snatching crayons</w:t>
-            </w:r>
-          </w:p>
-        </w:tc>
-        <w:tc>
-          <w:tcPr>
-            <w:tcW w:type="dxa" w:w="2484"/>
-            <w:tcMar>
-              <w:top w:w="100" w:type="dxa"/>
-              <w:start w:w="120" w:type="dxa"/>
-              <w:bottom w:w="100" w:type="dxa"/>
-              <w:end w:w="120" w:type="dxa"/>
-            </w:tcMar>
-            <w:shd w:fill="FFF8E8"/>
-            <w:vAlign w:val="top"/>
-          </w:tcPr>
-          <w:p>
-            <w:r>
-              <w:t>**NEEDS A RESET**</w:t>
-            </w:r>
-          </w:p>
-        </w:tc>
-        <w:tc>
-          <w:tcPr>
-            <w:tcW w:type="dxa" w:w="2484"/>
-            <w:tcMar>
-              <w:top w:w="100" w:type="dxa"/>
-              <w:start w:w="120" w:type="dxa"/>
-              <w:bottom w:w="100" w:type="dxa"/>
-              <w:end w:w="120" w:type="dxa"/>
-            </w:tcMar>
-            <w:shd w:fill="FFF8E8"/>
-            <w:vAlign w:val="top"/>
-          </w:tcPr>
-          <w:p>
-            <w:r>
-              <w:t>"Kind hands. Ask, then wait."</w:t>
-            </w:r>
-          </w:p>
-        </w:tc>
-      </w:tr>
-      <w:tr>
-        <w:tc>
-          <w:tcPr>
-            <w:tcW w:type="dxa" w:w="2484"/>
-            <w:tcMar>
-              <w:top w:w="100" w:type="dxa"/>
-              <w:start w:w="120" w:type="dxa"/>
-              <w:bottom w:w="100" w:type="dxa"/>
-              <w:end w:w="120" w:type="dxa"/>
-            </w:tcMar>
-            <w:vAlign w:val="top"/>
-          </w:tcPr>
-          <w:p>
-            <w:r>
-              <w:t>E</w:t>
-            </w:r>
-          </w:p>
-        </w:tc>
-        <w:tc>
-          <w:tcPr>
-            <w:tcW w:type="dxa" w:w="2484"/>
-            <w:tcMar>
-              <w:top w:w="100" w:type="dxa"/>
-              <w:start w:w="120" w:type="dxa"/>
-              <w:bottom w:w="100" w:type="dxa"/>
-              <w:end w:w="120" w:type="dxa"/>
-            </w:tcMar>
-            <w:vAlign w:val="top"/>
-          </w:tcPr>
-          <w:p>
-            <w:r>
-              <w:t>Freezing on the teacher cue</w:t>
-            </w:r>
-          </w:p>
-        </w:tc>
-        <w:tc>
-          <w:tcPr>
-            <w:tcW w:type="dxa" w:w="2484"/>
-            <w:tcMar>
-              <w:top w:w="100" w:type="dxa"/>
-              <w:start w:w="120" w:type="dxa"/>
-              <w:bottom w:w="100" w:type="dxa"/>
-              <w:end w:w="120" w:type="dxa"/>
-            </w:tcMar>
-            <w:vAlign w:val="top"/>
-          </w:tcPr>
-          <w:p>
-            <w:r>
-              <w:t>**SAFE / KIND**</w:t>
-            </w:r>
-          </w:p>
-        </w:tc>
-        <w:tc>
-          <w:tcPr>
-            <w:tcW w:type="dxa" w:w="2484"/>
-            <w:tcMar>
-              <w:top w:w="100" w:type="dxa"/>
-              <w:start w:w="120" w:type="dxa"/>
-              <w:bottom w:w="100" w:type="dxa"/>
-              <w:end w:w="120" w:type="dxa"/>
-            </w:tcMar>
-            <w:vAlign w:val="top"/>
-          </w:tcPr>
-          <w:p>
-            <w:r>
-              <w:t>"Freeze bodies — great listening."</w:t>
-            </w:r>
-          </w:p>
-        </w:tc>
-      </w:tr>
-      <w:tr>
-        <w:tc>
-          <w:tcPr>
-            <w:tcW w:type="dxa" w:w="2484"/>
-            <w:tcMar>
-              <w:top w:w="100" w:type="dxa"/>
-              <w:start w:w="120" w:type="dxa"/>
-              <w:bottom w:w="100" w:type="dxa"/>
-              <w:end w:w="120" w:type="dxa"/>
-            </w:tcMar>
-            <w:shd w:fill="FFF8E8"/>
-            <w:vAlign w:val="top"/>
-          </w:tcPr>
-          <w:p>
-            <w:r>
-              <w:t>F</w:t>
-            </w:r>
-          </w:p>
-        </w:tc>
-        <w:tc>
-          <w:tcPr>
-            <w:tcW w:type="dxa" w:w="2484"/>
-            <w:tcMar>
-              <w:top w:w="100" w:type="dxa"/>
-              <w:start w:w="120" w:type="dxa"/>
-              <w:bottom w:w="100" w:type="dxa"/>
-              <w:end w:w="120" w:type="dxa"/>
-            </w:tcMar>
-            <w:shd w:fill="FFF8E8"/>
-            <w:vAlign w:val="top"/>
-          </w:tcPr>
-          <w:p>
-            <w:r>
-              <w:t>Entering a private room without asking</w:t>
-            </w:r>
-          </w:p>
-        </w:tc>
-        <w:tc>
-          <w:tcPr>
-            <w:tcW w:type="dxa" w:w="2484"/>
-            <w:tcMar>
-              <w:top w:w="100" w:type="dxa"/>
-              <w:start w:w="120" w:type="dxa"/>
-              <w:bottom w:w="100" w:type="dxa"/>
-              <w:end w:w="120" w:type="dxa"/>
-            </w:tcMar>
-            <w:shd w:fill="FFF8E8"/>
-            <w:vAlign w:val="top"/>
-          </w:tcPr>
-          <w:p>
-            <w:r>
-              <w:t>**NEEDS A RESET**</w:t>
-            </w:r>
-          </w:p>
-        </w:tc>
-        <w:tc>
-          <w:tcPr>
-            <w:tcW w:type="dxa" w:w="2484"/>
-            <w:tcMar>
-              <w:top w:w="100" w:type="dxa"/>
-              <w:start w:w="120" w:type="dxa"/>
-              <w:bottom w:w="100" w:type="dxa"/>
-              <w:end w:w="120" w:type="dxa"/>
-            </w:tcMar>
-            <w:shd w:fill="FFF8E8"/>
-            <w:vAlign w:val="top"/>
-          </w:tcPr>
-          <w:p>
-            <w:r>
-              <w:t>"Ask first. Private rooms stay private."</w:t>
-            </w:r>
-          </w:p>
-        </w:tc>
-      </w:tr>
-      <w:tr>
-        <w:tc>
-          <w:tcPr>
-            <w:tcW w:type="dxa" w:w="2484"/>
-            <w:tcMar>
-              <w:top w:w="100" w:type="dxa"/>
-              <w:start w:w="120" w:type="dxa"/>
-              <w:bottom w:w="100" w:type="dxa"/>
-              <w:end w:w="120" w:type="dxa"/>
-            </w:tcMar>
-            <w:vAlign w:val="top"/>
-          </w:tcPr>
-          <w:p>
-            <w:r>
-              <w:t>G</w:t>
-            </w:r>
-          </w:p>
-        </w:tc>
-        <w:tc>
-          <w:tcPr>
-            <w:tcW w:type="dxa" w:w="2484"/>
-            <w:tcMar>
-              <w:top w:w="100" w:type="dxa"/>
-              <w:start w:w="120" w:type="dxa"/>
-              <w:bottom w:w="100" w:type="dxa"/>
-              <w:end w:w="120" w:type="dxa"/>
-            </w:tcMar>
-            <w:vAlign w:val="top"/>
-          </w:tcPr>
-          <w:p>
-            <w:r>
-              <w:t>Helping put toys away</w:t>
-            </w:r>
-          </w:p>
-        </w:tc>
-        <w:tc>
-          <w:tcPr>
-            <w:tcW w:type="dxa" w:w="2484"/>
-            <w:tcMar>
-              <w:top w:w="100" w:type="dxa"/>
-              <w:start w:w="120" w:type="dxa"/>
-              <w:bottom w:w="100" w:type="dxa"/>
-              <w:end w:w="120" w:type="dxa"/>
-            </w:tcMar>
-            <w:vAlign w:val="top"/>
-          </w:tcPr>
-          <w:p>
-            <w:r>
-              <w:t>**SAFE / KIND**</w:t>
-            </w:r>
-          </w:p>
-        </w:tc>
-        <w:tc>
-          <w:tcPr>
-            <w:tcW w:type="dxa" w:w="2484"/>
-            <w:tcMar>
-              <w:top w:w="100" w:type="dxa"/>
-              <w:start w:w="120" w:type="dxa"/>
-              <w:bottom w:w="100" w:type="dxa"/>
-              <w:end w:w="120" w:type="dxa"/>
-            </w:tcMar>
-            <w:vAlign w:val="top"/>
-          </w:tcPr>
-          <w:p>
-            <w:r>
-              <w:t>"Serving with love — thank you."</w:t>
-            </w:r>
-          </w:p>
-        </w:tc>
-      </w:tr>
-      <w:tr>
-        <w:tc>
-          <w:tcPr>
-            <w:tcW w:type="dxa" w:w="2484"/>
-            <w:tcMar>
-              <w:top w:w="100" w:type="dxa"/>
-              <w:start w:w="120" w:type="dxa"/>
-              <w:bottom w:w="100" w:type="dxa"/>
-              <w:end w:w="120" w:type="dxa"/>
-            </w:tcMar>
-            <w:shd w:fill="FFF8E8"/>
-            <w:vAlign w:val="top"/>
-          </w:tcPr>
-          <w:p>
-            <w:r>
-              <w:t>H</w:t>
-            </w:r>
-          </w:p>
-        </w:tc>
-        <w:tc>
-          <w:tcPr>
-            <w:tcW w:type="dxa" w:w="2484"/>
-            <w:tcMar>
-              <w:top w:w="100" w:type="dxa"/>
-              <w:start w:w="120" w:type="dxa"/>
-              <w:bottom w:w="100" w:type="dxa"/>
-              <w:end w:w="120" w:type="dxa"/>
-            </w:tcMar>
-            <w:shd w:fill="FFF8E8"/>
-            <w:vAlign w:val="top"/>
-          </w:tcPr>
-          <w:p>
-            <w:r>
-              <w:t>Calling a child a mean name</w:t>
-            </w:r>
-          </w:p>
-        </w:tc>
-        <w:tc>
-          <w:tcPr>
-            <w:tcW w:type="dxa" w:w="2484"/>
-            <w:tcMar>
-              <w:top w:w="100" w:type="dxa"/>
-              <w:start w:w="120" w:type="dxa"/>
-              <w:bottom w:w="100" w:type="dxa"/>
-              <w:end w:w="120" w:type="dxa"/>
-            </w:tcMar>
-            <w:shd w:fill="FFF8E8"/>
-            <w:vAlign w:val="top"/>
-          </w:tcPr>
-          <w:p>
-            <w:r>
-              <w:t>**NEEDS A RESET**</w:t>
-            </w:r>
-          </w:p>
-        </w:tc>
-        <w:tc>
-          <w:tcPr>
-            <w:tcW w:type="dxa" w:w="2484"/>
-            <w:tcMar>
-              <w:top w:w="100" w:type="dxa"/>
-              <w:start w:w="120" w:type="dxa"/>
-              <w:bottom w:w="100" w:type="dxa"/>
-              <w:end w:w="120" w:type="dxa"/>
-            </w:tcMar>
-            <w:shd w:fill="FFF8E8"/>
-            <w:vAlign w:val="top"/>
-          </w:tcPr>
-          <w:p>
-            <w:r>
-              <w:t>"Mean labels stop. Try a kind word."</w:t>
-            </w:r>
-          </w:p>
-        </w:tc>
-      </w:tr>
-    </w:tbl>
-    <w:p>
-      <w:pPr>
-        <w:spacing w:after="40"/>
-      </w:pPr>
-    </w:p>
-    <w:p>
-      <w:r>
-        <w:rPr>
-          <w:b/>
-        </w:rPr>
-        <w:t>Never:</w:t>
-      </w:r>
-      <w:r>
-        <w:t xml:space="preserve"> public shame, yelling, sarcasm, ranking children, or forcing chanting as punishment.</w:t>
-      </w:r>
-    </w:p>
-    <w:p>
-      <w:r>
-        <w:rPr>
-          <w:b/>
-        </w:rPr>
-        <w:t>KUTUMBA · Families Growing in Kṛṣṇa Consciousness · C1-W1 · Y05 Answer Key · p. 4</w:t>
-      </w:r>
     </w:p>
     <w:tbl>
       <w:tblPr>
@@ -6382,7 +4883,7 @@
         <w:color w:val="4F7C78"/>
         <w:sz w:val="17"/>
       </w:rPr>
-      <w:t>C1-W1 • V12.2  |  Younger teacher</w:t>
+      <w:t>C1-W1 • V12.2.1  |  Younger teacher</w:t>
     </w:r>
   </w:p>
 </w:hdr>
